--- a/문장별_해설/3부_35화_Die_Robe_해설.docx
+++ b/문장별_해설/3부_35화_Die_Robe_해설.docx
@@ -26,7 +26,7 @@
           <w:color w:val="595959"/>
           <w:sz w:val="20"/>
         </w:rPr>
-        <w:t>대화문 22턴 — 문장별 주요 단어 · 문법 · 표현 · 시제 해설</w:t>
+        <w:t>대화문 33턴 — 문장별 주요 단어 · 문법 · 표현 · 시제 해설</w:t>
       </w:r>
     </w:p>
     <w:p>
@@ -6751,6 +6751,3372 @@
                 <w:sz w:val="20"/>
               </w:rPr>
               <w:t>lache, öffnet, herausschaut, winkt ab는 현재형이고 hat ... entschieden은 현재완료입니다.</w:t>
+            </w:r>
+          </w:p>
+        </w:tc>
+      </w:tr>
+    </w:tbl>
+    <w:p>
+      <w:pPr>
+        <w:spacing w:after="0"/>
+      </w:pPr>
+    </w:p>
+    <w:p>
+      <w:pPr>
+        <w:keepNext/>
+        <w:spacing w:before="160"/>
+      </w:pPr>
+      <w:r>
+        <w:rPr>
+          <w:rFonts w:ascii="Arial" w:hAnsi="Arial" w:cs="Arial" w:eastAsia="Malgun Gothic"/>
+          <w:b/>
+          <w:i w:val="0"/>
+          <w:sz w:val="22"/>
+        </w:rPr>
+        <w:t>23. Jonas: Am Dienstag, kurz vor dem Frühstück, rufe ich Sophie an. „Ich muss dir etwas sagen, bevor ich es mir anders überlege."</w:t>
+      </w:r>
+    </w:p>
+    <w:p>
+      <w:pPr>
+        <w:keepNext/>
+        <w:ind w:left="340"/>
+      </w:pPr>
+      <w:r>
+        <w:rPr>
+          <w:rFonts w:ascii="Malgun Gothic" w:hAnsi="Malgun Gothic" w:cs="Malgun Gothic" w:eastAsia="Malgun Gothic"/>
+          <w:b w:val="0"/>
+          <w:i/>
+          <w:color w:val="404040"/>
+          <w:sz w:val="20"/>
+        </w:rPr>
+        <w:t>화요일 아침 식사 직전에 소피에게 전화한다. '마음이 바뀌기 전에 말해야 할 게 있어.'</w:t>
+      </w:r>
+    </w:p>
+    <w:tbl>
+      <w:tblPr>
+        <w:tblW w:type="auto" w:w="0"/>
+        <w:tblLayout w:type="fixed"/>
+        <w:tblLook w:firstColumn="1" w:firstRow="1" w:lastColumn="0" w:lastRow="0" w:noHBand="0" w:noVBand="1" w:val="04A0"/>
+      </w:tblPr>
+      <w:tblGrid>
+        <w:gridCol w:w="4819"/>
+        <w:gridCol w:w="4819"/>
+      </w:tblGrid>
+      <w:tr>
+        <w:tc>
+          <w:tcPr>
+            <w:tcW w:type="dxa" w:w="1500"/>
+            <w:tcBorders>
+              <w:top w:val="single" w:color="BFBFBF" w:sz="4"/>
+              <w:left w:val="single" w:color="BFBFBF" w:sz="4"/>
+              <w:bottom w:val="single" w:color="BFBFBF" w:sz="4"/>
+              <w:right w:val="single" w:color="BFBFBF" w:sz="4"/>
+            </w:tcBorders>
+            <w:shd w:fill="DEEAF6" w:color="auto" w:val="clear"/>
+          </w:tcPr>
+          <w:p>
+            <w:r>
+              <w:rPr>
+                <w:rFonts w:ascii="Malgun Gothic" w:hAnsi="Malgun Gothic" w:cs="Malgun Gothic" w:eastAsia="Malgun Gothic"/>
+                <w:b/>
+                <w:i w:val="0"/>
+                <w:color w:val="1F3864"/>
+                <w:sz w:val="20"/>
+              </w:rPr>
+              <w:t>주요 단어</w:t>
+            </w:r>
+          </w:p>
+        </w:tc>
+        <w:tc>
+          <w:tcPr>
+            <w:tcW w:type="dxa" w:w="8138"/>
+            <w:tcBorders>
+              <w:top w:val="single" w:color="BFBFBF" w:sz="4"/>
+              <w:left w:val="single" w:color="BFBFBF" w:sz="4"/>
+              <w:bottom w:val="single" w:color="BFBFBF" w:sz="4"/>
+              <w:right w:val="single" w:color="BFBFBF" w:sz="4"/>
+            </w:tcBorders>
+          </w:tcPr>
+          <w:p>
+            <w:pPr>
+              <w:spacing w:after="40"/>
+            </w:pPr>
+            <w:r>
+              <w:rPr>
+                <w:rFonts w:ascii="Arial" w:hAnsi="Arial" w:cs="Arial" w:eastAsia="Malgun Gothic"/>
+                <w:b/>
+                <w:i w:val="0"/>
+                <w:sz w:val="20"/>
+              </w:rPr>
+              <w:t>anrufen</w:t>
+            </w:r>
+            <w:r>
+              <w:rPr>
+                <w:rFonts w:ascii="Malgun Gothic" w:hAnsi="Malgun Gothic" w:cs="Malgun Gothic" w:eastAsia="Malgun Gothic"/>
+                <w:b w:val="0"/>
+                <w:i w:val="0"/>
+                <w:sz w:val="20"/>
+              </w:rPr>
+              <w:t xml:space="preserve">  —  전화하다</w:t>
+            </w:r>
+          </w:p>
+          <w:p>
+            <w:pPr>
+              <w:spacing w:after="40"/>
+            </w:pPr>
+            <w:r>
+              <w:rPr>
+                <w:rFonts w:ascii="Arial" w:hAnsi="Arial" w:cs="Arial" w:eastAsia="Malgun Gothic"/>
+                <w:b/>
+                <w:i w:val="0"/>
+                <w:sz w:val="20"/>
+              </w:rPr>
+              <w:t>sich anders überlegen</w:t>
+            </w:r>
+            <w:r>
+              <w:rPr>
+                <w:rFonts w:ascii="Malgun Gothic" w:hAnsi="Malgun Gothic" w:cs="Malgun Gothic" w:eastAsia="Malgun Gothic"/>
+                <w:b w:val="0"/>
+                <w:i w:val="0"/>
+                <w:sz w:val="20"/>
+              </w:rPr>
+              <w:t xml:space="preserve">  —  마음을 바꾸다</w:t>
+            </w:r>
+          </w:p>
+          <w:p>
+            <w:pPr>
+              <w:spacing w:after="40"/>
+            </w:pPr>
+            <w:r>
+              <w:rPr>
+                <w:rFonts w:ascii="Arial" w:hAnsi="Arial" w:cs="Arial" w:eastAsia="Malgun Gothic"/>
+                <w:b/>
+                <w:i w:val="0"/>
+                <w:sz w:val="20"/>
+              </w:rPr>
+              <w:t>bevor</w:t>
+            </w:r>
+            <w:r>
+              <w:rPr>
+                <w:rFonts w:ascii="Malgun Gothic" w:hAnsi="Malgun Gothic" w:cs="Malgun Gothic" w:eastAsia="Malgun Gothic"/>
+                <w:b w:val="0"/>
+                <w:i w:val="0"/>
+                <w:sz w:val="20"/>
+              </w:rPr>
+              <w:t xml:space="preserve">  —  ~하기 전에</w:t>
+            </w:r>
+          </w:p>
+        </w:tc>
+      </w:tr>
+      <w:tr>
+        <w:tc>
+          <w:tcPr>
+            <w:tcW w:type="dxa" w:w="1500"/>
+            <w:tcBorders>
+              <w:top w:val="single" w:color="BFBFBF" w:sz="4"/>
+              <w:left w:val="single" w:color="BFBFBF" w:sz="4"/>
+              <w:bottom w:val="single" w:color="BFBFBF" w:sz="4"/>
+              <w:right w:val="single" w:color="BFBFBF" w:sz="4"/>
+            </w:tcBorders>
+            <w:shd w:fill="DEEAF6" w:color="auto" w:val="clear"/>
+          </w:tcPr>
+          <w:p>
+            <w:r>
+              <w:rPr>
+                <w:rFonts w:ascii="Malgun Gothic" w:hAnsi="Malgun Gothic" w:cs="Malgun Gothic" w:eastAsia="Malgun Gothic"/>
+                <w:b/>
+                <w:i w:val="0"/>
+                <w:color w:val="1F3864"/>
+                <w:sz w:val="20"/>
+              </w:rPr>
+              <w:t>문법</w:t>
+            </w:r>
+          </w:p>
+        </w:tc>
+        <w:tc>
+          <w:tcPr>
+            <w:tcW w:type="dxa" w:w="8138"/>
+            <w:tcBorders>
+              <w:top w:val="single" w:color="BFBFBF" w:sz="4"/>
+              <w:left w:val="single" w:color="BFBFBF" w:sz="4"/>
+              <w:bottom w:val="single" w:color="BFBFBF" w:sz="4"/>
+              <w:right w:val="single" w:color="BFBFBF" w:sz="4"/>
+            </w:tcBorders>
+          </w:tcPr>
+          <w:p>
+            <w:pPr>
+              <w:spacing w:after="40"/>
+            </w:pPr>
+            <w:r>
+              <w:rPr>
+                <w:rFonts w:ascii="Malgun Gothic" w:hAnsi="Malgun Gothic" w:cs="Malgun Gothic" w:eastAsia="Malgun Gothic"/>
+                <w:b w:val="0"/>
+                <w:i w:val="0"/>
+                <w:sz w:val="20"/>
+              </w:rPr>
+              <w:t>Ich muss dir etwas sagen, bevor ich es mir anders überlege에서 bevor절의 überlege가 끝에 옵니다. rufe ... an은 분리동사입니다.</w:t>
+            </w:r>
+          </w:p>
+        </w:tc>
+      </w:tr>
+      <w:tr>
+        <w:tc>
+          <w:tcPr>
+            <w:tcW w:type="dxa" w:w="1500"/>
+            <w:tcBorders>
+              <w:top w:val="single" w:color="BFBFBF" w:sz="4"/>
+              <w:left w:val="single" w:color="BFBFBF" w:sz="4"/>
+              <w:bottom w:val="single" w:color="BFBFBF" w:sz="4"/>
+              <w:right w:val="single" w:color="BFBFBF" w:sz="4"/>
+            </w:tcBorders>
+            <w:shd w:fill="DEEAF6" w:color="auto" w:val="clear"/>
+          </w:tcPr>
+          <w:p>
+            <w:r>
+              <w:rPr>
+                <w:rFonts w:ascii="Malgun Gothic" w:hAnsi="Malgun Gothic" w:cs="Malgun Gothic" w:eastAsia="Malgun Gothic"/>
+                <w:b/>
+                <w:i w:val="0"/>
+                <w:color w:val="1F3864"/>
+                <w:sz w:val="20"/>
+              </w:rPr>
+              <w:t>표현</w:t>
+            </w:r>
+          </w:p>
+        </w:tc>
+        <w:tc>
+          <w:tcPr>
+            <w:tcW w:type="dxa" w:w="8138"/>
+            <w:tcBorders>
+              <w:top w:val="single" w:color="BFBFBF" w:sz="4"/>
+              <w:left w:val="single" w:color="BFBFBF" w:sz="4"/>
+              <w:bottom w:val="single" w:color="BFBFBF" w:sz="4"/>
+              <w:right w:val="single" w:color="BFBFBF" w:sz="4"/>
+            </w:tcBorders>
+          </w:tcPr>
+          <w:p>
+            <w:pPr>
+              <w:spacing w:after="40"/>
+            </w:pPr>
+            <w:r>
+              <w:rPr>
+                <w:rFonts w:ascii="Malgun Gothic" w:hAnsi="Malgun Gothic" w:cs="Malgun Gothic" w:eastAsia="Malgun Gothic"/>
+                <w:b w:val="0"/>
+                <w:i w:val="0"/>
+                <w:sz w:val="20"/>
+              </w:rPr>
+              <w:t>kurz vor dem Frühstück은 vor + 3격입니다.</w:t>
+            </w:r>
+          </w:p>
+        </w:tc>
+      </w:tr>
+      <w:tr>
+        <w:tc>
+          <w:tcPr>
+            <w:tcW w:type="dxa" w:w="1500"/>
+            <w:tcBorders>
+              <w:top w:val="single" w:color="BFBFBF" w:sz="4"/>
+              <w:left w:val="single" w:color="BFBFBF" w:sz="4"/>
+              <w:bottom w:val="single" w:color="BFBFBF" w:sz="4"/>
+              <w:right w:val="single" w:color="BFBFBF" w:sz="4"/>
+            </w:tcBorders>
+            <w:shd w:fill="DEEAF6" w:color="auto" w:val="clear"/>
+          </w:tcPr>
+          <w:p>
+            <w:r>
+              <w:rPr>
+                <w:rFonts w:ascii="Malgun Gothic" w:hAnsi="Malgun Gothic" w:cs="Malgun Gothic" w:eastAsia="Malgun Gothic"/>
+                <w:b/>
+                <w:i w:val="0"/>
+                <w:color w:val="1F3864"/>
+                <w:sz w:val="20"/>
+              </w:rPr>
+              <w:t>시제</w:t>
+            </w:r>
+          </w:p>
+        </w:tc>
+        <w:tc>
+          <w:tcPr>
+            <w:tcW w:type="dxa" w:w="8138"/>
+            <w:tcBorders>
+              <w:top w:val="single" w:color="BFBFBF" w:sz="4"/>
+              <w:left w:val="single" w:color="BFBFBF" w:sz="4"/>
+              <w:bottom w:val="single" w:color="BFBFBF" w:sz="4"/>
+              <w:right w:val="single" w:color="BFBFBF" w:sz="4"/>
+            </w:tcBorders>
+          </w:tcPr>
+          <w:p>
+            <w:pPr>
+              <w:spacing w:after="40"/>
+            </w:pPr>
+            <w:r>
+              <w:rPr>
+                <w:rFonts w:ascii="Malgun Gothic" w:hAnsi="Malgun Gothic" w:cs="Malgun Gothic" w:eastAsia="Malgun Gothic"/>
+                <w:b w:val="0"/>
+                <w:i w:val="0"/>
+                <w:sz w:val="20"/>
+              </w:rPr>
+              <w:t>rufe ... an, muss, überlege는 현재형입니다.</w:t>
+            </w:r>
+          </w:p>
+        </w:tc>
+      </w:tr>
+    </w:tbl>
+    <w:p>
+      <w:pPr>
+        <w:spacing w:after="0"/>
+      </w:pPr>
+    </w:p>
+    <w:p>
+      <w:pPr>
+        <w:keepNext/>
+        <w:spacing w:before="160"/>
+      </w:pPr>
+      <w:r>
+        <w:rPr>
+          <w:rFonts w:ascii="Arial" w:hAnsi="Arial" w:cs="Arial" w:eastAsia="Malgun Gothic"/>
+          <w:b/>
+          <w:i w:val="0"/>
+          <w:sz w:val="22"/>
+        </w:rPr>
+        <w:t>24. Sophie: Ich höre dir zu. Und vorab: Egal, was du sagst, ich habe schon damit gerechnet. Die Stelle bei Frau Okafor wartet auf deinen Namen im Beirat.</w:t>
+      </w:r>
+    </w:p>
+    <w:p>
+      <w:pPr>
+        <w:keepNext/>
+        <w:ind w:left="340"/>
+      </w:pPr>
+      <w:r>
+        <w:rPr>
+          <w:rFonts w:ascii="Malgun Gothic" w:hAnsi="Malgun Gothic" w:cs="Malgun Gothic" w:eastAsia="Malgun Gothic"/>
+          <w:b w:val="0"/>
+          <w:i/>
+          <w:color w:val="404040"/>
+          <w:sz w:val="20"/>
+        </w:rPr>
+        <w:t>듣고 있어. 그리고 먼저 말해 두는데, 뭐라고 하든 이미 예상하고 있었어. 오카포르 재단 자리는 자문위원회에 네 이름이 올라가길 기다리고 있어.</w:t>
+      </w:r>
+    </w:p>
+    <w:tbl>
+      <w:tblPr>
+        <w:tblW w:type="auto" w:w="0"/>
+        <w:tblLayout w:type="fixed"/>
+        <w:tblLook w:firstColumn="1" w:firstRow="1" w:lastColumn="0" w:lastRow="0" w:noHBand="0" w:noVBand="1" w:val="04A0"/>
+      </w:tblPr>
+      <w:tblGrid>
+        <w:gridCol w:w="4819"/>
+        <w:gridCol w:w="4819"/>
+      </w:tblGrid>
+      <w:tr>
+        <w:tc>
+          <w:tcPr>
+            <w:tcW w:type="dxa" w:w="1500"/>
+            <w:tcBorders>
+              <w:top w:val="single" w:color="BFBFBF" w:sz="4"/>
+              <w:left w:val="single" w:color="BFBFBF" w:sz="4"/>
+              <w:bottom w:val="single" w:color="BFBFBF" w:sz="4"/>
+              <w:right w:val="single" w:color="BFBFBF" w:sz="4"/>
+            </w:tcBorders>
+            <w:shd w:fill="DEEAF6" w:color="auto" w:val="clear"/>
+          </w:tcPr>
+          <w:p>
+            <w:r>
+              <w:rPr>
+                <w:rFonts w:ascii="Malgun Gothic" w:hAnsi="Malgun Gothic" w:cs="Malgun Gothic" w:eastAsia="Malgun Gothic"/>
+                <w:b/>
+                <w:i w:val="0"/>
+                <w:color w:val="1F3864"/>
+                <w:sz w:val="20"/>
+              </w:rPr>
+              <w:t>주요 단어</w:t>
+            </w:r>
+          </w:p>
+        </w:tc>
+        <w:tc>
+          <w:tcPr>
+            <w:tcW w:type="dxa" w:w="8138"/>
+            <w:tcBorders>
+              <w:top w:val="single" w:color="BFBFBF" w:sz="4"/>
+              <w:left w:val="single" w:color="BFBFBF" w:sz="4"/>
+              <w:bottom w:val="single" w:color="BFBFBF" w:sz="4"/>
+              <w:right w:val="single" w:color="BFBFBF" w:sz="4"/>
+            </w:tcBorders>
+          </w:tcPr>
+          <w:p>
+            <w:pPr>
+              <w:spacing w:after="40"/>
+            </w:pPr>
+            <w:r>
+              <w:rPr>
+                <w:rFonts w:ascii="Arial" w:hAnsi="Arial" w:cs="Arial" w:eastAsia="Malgun Gothic"/>
+                <w:b/>
+                <w:i w:val="0"/>
+                <w:sz w:val="20"/>
+              </w:rPr>
+              <w:t>vorab</w:t>
+            </w:r>
+            <w:r>
+              <w:rPr>
+                <w:rFonts w:ascii="Malgun Gothic" w:hAnsi="Malgun Gothic" w:cs="Malgun Gothic" w:eastAsia="Malgun Gothic"/>
+                <w:b w:val="0"/>
+                <w:i w:val="0"/>
+                <w:sz w:val="20"/>
+              </w:rPr>
+              <w:t xml:space="preserve">  —  먼저</w:t>
+            </w:r>
+          </w:p>
+          <w:p>
+            <w:pPr>
+              <w:spacing w:after="40"/>
+            </w:pPr>
+            <w:r>
+              <w:rPr>
+                <w:rFonts w:ascii="Arial" w:hAnsi="Arial" w:cs="Arial" w:eastAsia="Malgun Gothic"/>
+                <w:b/>
+                <w:i w:val="0"/>
+                <w:sz w:val="20"/>
+              </w:rPr>
+              <w:t>rechnen mit</w:t>
+            </w:r>
+            <w:r>
+              <w:rPr>
+                <w:rFonts w:ascii="Malgun Gothic" w:hAnsi="Malgun Gothic" w:cs="Malgun Gothic" w:eastAsia="Malgun Gothic"/>
+                <w:b w:val="0"/>
+                <w:i w:val="0"/>
+                <w:sz w:val="20"/>
+              </w:rPr>
+              <w:t xml:space="preserve">  —  예상하다</w:t>
+            </w:r>
+          </w:p>
+          <w:p>
+            <w:pPr>
+              <w:spacing w:after="40"/>
+            </w:pPr>
+            <w:r>
+              <w:rPr>
+                <w:rFonts w:ascii="Arial" w:hAnsi="Arial" w:cs="Arial" w:eastAsia="Malgun Gothic"/>
+                <w:b/>
+                <w:i w:val="0"/>
+                <w:sz w:val="20"/>
+              </w:rPr>
+              <w:t>der Beirat, -räte</w:t>
+            </w:r>
+            <w:r>
+              <w:rPr>
+                <w:rFonts w:ascii="Malgun Gothic" w:hAnsi="Malgun Gothic" w:cs="Malgun Gothic" w:eastAsia="Malgun Gothic"/>
+                <w:b w:val="0"/>
+                <w:i w:val="0"/>
+                <w:sz w:val="20"/>
+              </w:rPr>
+              <w:t xml:space="preserve">  —  자문위원회</w:t>
+            </w:r>
+          </w:p>
+        </w:tc>
+      </w:tr>
+      <w:tr>
+        <w:tc>
+          <w:tcPr>
+            <w:tcW w:type="dxa" w:w="1500"/>
+            <w:tcBorders>
+              <w:top w:val="single" w:color="BFBFBF" w:sz="4"/>
+              <w:left w:val="single" w:color="BFBFBF" w:sz="4"/>
+              <w:bottom w:val="single" w:color="BFBFBF" w:sz="4"/>
+              <w:right w:val="single" w:color="BFBFBF" w:sz="4"/>
+            </w:tcBorders>
+            <w:shd w:fill="DEEAF6" w:color="auto" w:val="clear"/>
+          </w:tcPr>
+          <w:p>
+            <w:r>
+              <w:rPr>
+                <w:rFonts w:ascii="Malgun Gothic" w:hAnsi="Malgun Gothic" w:cs="Malgun Gothic" w:eastAsia="Malgun Gothic"/>
+                <w:b/>
+                <w:i w:val="0"/>
+                <w:color w:val="1F3864"/>
+                <w:sz w:val="20"/>
+              </w:rPr>
+              <w:t>문법</w:t>
+            </w:r>
+          </w:p>
+        </w:tc>
+        <w:tc>
+          <w:tcPr>
+            <w:tcW w:type="dxa" w:w="8138"/>
+            <w:tcBorders>
+              <w:top w:val="single" w:color="BFBFBF" w:sz="4"/>
+              <w:left w:val="single" w:color="BFBFBF" w:sz="4"/>
+              <w:bottom w:val="single" w:color="BFBFBF" w:sz="4"/>
+              <w:right w:val="single" w:color="BFBFBF" w:sz="4"/>
+            </w:tcBorders>
+          </w:tcPr>
+          <w:p>
+            <w:pPr>
+              <w:spacing w:after="40"/>
+            </w:pPr>
+            <w:r>
+              <w:rPr>
+                <w:rFonts w:ascii="Malgun Gothic" w:hAnsi="Malgun Gothic" w:cs="Malgun Gothic" w:eastAsia="Malgun Gothic"/>
+                <w:b w:val="0"/>
+                <w:i w:val="0"/>
+                <w:sz w:val="20"/>
+              </w:rPr>
+              <w:t>Egal, was du sagst, ich habe schon damit gerechnet에서 egal + was절이 양보 표현입니다. Die Stelle ... wartet auf deinen Namen에서 warten auf + 4격이 쓰입니다.</w:t>
+            </w:r>
+          </w:p>
+        </w:tc>
+      </w:tr>
+      <w:tr>
+        <w:tc>
+          <w:tcPr>
+            <w:tcW w:type="dxa" w:w="1500"/>
+            <w:tcBorders>
+              <w:top w:val="single" w:color="BFBFBF" w:sz="4"/>
+              <w:left w:val="single" w:color="BFBFBF" w:sz="4"/>
+              <w:bottom w:val="single" w:color="BFBFBF" w:sz="4"/>
+              <w:right w:val="single" w:color="BFBFBF" w:sz="4"/>
+            </w:tcBorders>
+            <w:shd w:fill="DEEAF6" w:color="auto" w:val="clear"/>
+          </w:tcPr>
+          <w:p>
+            <w:r>
+              <w:rPr>
+                <w:rFonts w:ascii="Malgun Gothic" w:hAnsi="Malgun Gothic" w:cs="Malgun Gothic" w:eastAsia="Malgun Gothic"/>
+                <w:b/>
+                <w:i w:val="0"/>
+                <w:color w:val="1F3864"/>
+                <w:sz w:val="20"/>
+              </w:rPr>
+              <w:t>표현</w:t>
+            </w:r>
+          </w:p>
+        </w:tc>
+        <w:tc>
+          <w:tcPr>
+            <w:tcW w:type="dxa" w:w="8138"/>
+            <w:tcBorders>
+              <w:top w:val="single" w:color="BFBFBF" w:sz="4"/>
+              <w:left w:val="single" w:color="BFBFBF" w:sz="4"/>
+              <w:bottom w:val="single" w:color="BFBFBF" w:sz="4"/>
+              <w:right w:val="single" w:color="BFBFBF" w:sz="4"/>
+            </w:tcBorders>
+          </w:tcPr>
+          <w:p>
+            <w:pPr>
+              <w:spacing w:after="40"/>
+            </w:pPr>
+            <w:r>
+              <w:rPr>
+                <w:rFonts w:ascii="Malgun Gothic" w:hAnsi="Malgun Gothic" w:cs="Malgun Gothic" w:eastAsia="Malgun Gothic"/>
+                <w:b w:val="0"/>
+                <w:i w:val="0"/>
+                <w:sz w:val="20"/>
+              </w:rPr>
+              <w:t>Ich höre dir zu는 분리동사 zuhören입니다.</w:t>
+            </w:r>
+          </w:p>
+        </w:tc>
+      </w:tr>
+      <w:tr>
+        <w:tc>
+          <w:tcPr>
+            <w:tcW w:type="dxa" w:w="1500"/>
+            <w:tcBorders>
+              <w:top w:val="single" w:color="BFBFBF" w:sz="4"/>
+              <w:left w:val="single" w:color="BFBFBF" w:sz="4"/>
+              <w:bottom w:val="single" w:color="BFBFBF" w:sz="4"/>
+              <w:right w:val="single" w:color="BFBFBF" w:sz="4"/>
+            </w:tcBorders>
+            <w:shd w:fill="DEEAF6" w:color="auto" w:val="clear"/>
+          </w:tcPr>
+          <w:p>
+            <w:r>
+              <w:rPr>
+                <w:rFonts w:ascii="Malgun Gothic" w:hAnsi="Malgun Gothic" w:cs="Malgun Gothic" w:eastAsia="Malgun Gothic"/>
+                <w:b/>
+                <w:i w:val="0"/>
+                <w:color w:val="1F3864"/>
+                <w:sz w:val="20"/>
+              </w:rPr>
+              <w:t>시제</w:t>
+            </w:r>
+          </w:p>
+        </w:tc>
+        <w:tc>
+          <w:tcPr>
+            <w:tcW w:type="dxa" w:w="8138"/>
+            <w:tcBorders>
+              <w:top w:val="single" w:color="BFBFBF" w:sz="4"/>
+              <w:left w:val="single" w:color="BFBFBF" w:sz="4"/>
+              <w:bottom w:val="single" w:color="BFBFBF" w:sz="4"/>
+              <w:right w:val="single" w:color="BFBFBF" w:sz="4"/>
+            </w:tcBorders>
+          </w:tcPr>
+          <w:p>
+            <w:pPr>
+              <w:spacing w:after="40"/>
+            </w:pPr>
+            <w:r>
+              <w:rPr>
+                <w:rFonts w:ascii="Malgun Gothic" w:hAnsi="Malgun Gothic" w:cs="Malgun Gothic" w:eastAsia="Malgun Gothic"/>
+                <w:b w:val="0"/>
+                <w:i w:val="0"/>
+                <w:sz w:val="20"/>
+              </w:rPr>
+              <w:t>höre ... zu, sagst, wartet는 현재형이고 habe ... gerechnet는 현재완료입니다.</w:t>
+            </w:r>
+          </w:p>
+        </w:tc>
+      </w:tr>
+    </w:tbl>
+    <w:p>
+      <w:pPr>
+        <w:spacing w:after="0"/>
+      </w:pPr>
+    </w:p>
+    <w:p>
+      <w:pPr>
+        <w:keepNext/>
+        <w:spacing w:before="160"/>
+      </w:pPr>
+      <w:r>
+        <w:rPr>
+          <w:rFonts w:ascii="Arial" w:hAnsi="Arial" w:cs="Arial" w:eastAsia="Malgun Gothic"/>
+          <w:b/>
+          <w:i w:val="0"/>
+          <w:sz w:val="22"/>
+        </w:rPr>
+        <w:t>25. Jonas: Ich werde nicht gleich in den Beirat gehen. Ich will erst mit Hanna ein Jahr lang in dieser Doppelrolle arbeiten und schauen, ob sie trägt.</w:t>
+      </w:r>
+    </w:p>
+    <w:p>
+      <w:pPr>
+        <w:keepNext/>
+        <w:ind w:left="340"/>
+      </w:pPr>
+      <w:r>
+        <w:rPr>
+          <w:rFonts w:ascii="Malgun Gothic" w:hAnsi="Malgun Gothic" w:cs="Malgun Gothic" w:eastAsia="Malgun Gothic"/>
+          <w:b w:val="0"/>
+          <w:i/>
+          <w:color w:val="404040"/>
+          <w:sz w:val="20"/>
+        </w:rPr>
+        <w:t>곧바로 자문위원회에 들어가지는 않을 거야. 먼저 한나와 일 년 동안 이 이중 역할로 일해 보고 그게 견딜 만한지 보고 싶어.</w:t>
+      </w:r>
+    </w:p>
+    <w:tbl>
+      <w:tblPr>
+        <w:tblW w:type="auto" w:w="0"/>
+        <w:tblLayout w:type="fixed"/>
+        <w:tblLook w:firstColumn="1" w:firstRow="1" w:lastColumn="0" w:lastRow="0" w:noHBand="0" w:noVBand="1" w:val="04A0"/>
+      </w:tblPr>
+      <w:tblGrid>
+        <w:gridCol w:w="4819"/>
+        <w:gridCol w:w="4819"/>
+      </w:tblGrid>
+      <w:tr>
+        <w:tc>
+          <w:tcPr>
+            <w:tcW w:type="dxa" w:w="1500"/>
+            <w:tcBorders>
+              <w:top w:val="single" w:color="BFBFBF" w:sz="4"/>
+              <w:left w:val="single" w:color="BFBFBF" w:sz="4"/>
+              <w:bottom w:val="single" w:color="BFBFBF" w:sz="4"/>
+              <w:right w:val="single" w:color="BFBFBF" w:sz="4"/>
+            </w:tcBorders>
+            <w:shd w:fill="DEEAF6" w:color="auto" w:val="clear"/>
+          </w:tcPr>
+          <w:p>
+            <w:r>
+              <w:rPr>
+                <w:rFonts w:ascii="Malgun Gothic" w:hAnsi="Malgun Gothic" w:cs="Malgun Gothic" w:eastAsia="Malgun Gothic"/>
+                <w:b/>
+                <w:i w:val="0"/>
+                <w:color w:val="1F3864"/>
+                <w:sz w:val="20"/>
+              </w:rPr>
+              <w:t>주요 단어</w:t>
+            </w:r>
+          </w:p>
+        </w:tc>
+        <w:tc>
+          <w:tcPr>
+            <w:tcW w:type="dxa" w:w="8138"/>
+            <w:tcBorders>
+              <w:top w:val="single" w:color="BFBFBF" w:sz="4"/>
+              <w:left w:val="single" w:color="BFBFBF" w:sz="4"/>
+              <w:bottom w:val="single" w:color="BFBFBF" w:sz="4"/>
+              <w:right w:val="single" w:color="BFBFBF" w:sz="4"/>
+            </w:tcBorders>
+          </w:tcPr>
+          <w:p>
+            <w:pPr>
+              <w:spacing w:after="40"/>
+            </w:pPr>
+            <w:r>
+              <w:rPr>
+                <w:rFonts w:ascii="Arial" w:hAnsi="Arial" w:cs="Arial" w:eastAsia="Malgun Gothic"/>
+                <w:b/>
+                <w:i w:val="0"/>
+                <w:sz w:val="20"/>
+              </w:rPr>
+              <w:t>tragen</w:t>
+            </w:r>
+            <w:r>
+              <w:rPr>
+                <w:rFonts w:ascii="Malgun Gothic" w:hAnsi="Malgun Gothic" w:cs="Malgun Gothic" w:eastAsia="Malgun Gothic"/>
+                <w:b w:val="0"/>
+                <w:i w:val="0"/>
+                <w:sz w:val="20"/>
+              </w:rPr>
+              <w:t xml:space="preserve">  —  버티다</w:t>
+            </w:r>
+          </w:p>
+          <w:p>
+            <w:pPr>
+              <w:spacing w:after="40"/>
+            </w:pPr>
+            <w:r>
+              <w:rPr>
+                <w:rFonts w:ascii="Arial" w:hAnsi="Arial" w:cs="Arial" w:eastAsia="Malgun Gothic"/>
+                <w:b/>
+                <w:i w:val="0"/>
+                <w:sz w:val="20"/>
+              </w:rPr>
+              <w:t>die Doppelrolle, -n</w:t>
+            </w:r>
+            <w:r>
+              <w:rPr>
+                <w:rFonts w:ascii="Malgun Gothic" w:hAnsi="Malgun Gothic" w:cs="Malgun Gothic" w:eastAsia="Malgun Gothic"/>
+                <w:b w:val="0"/>
+                <w:i w:val="0"/>
+                <w:sz w:val="20"/>
+              </w:rPr>
+              <w:t xml:space="preserve">  —  이중 역할</w:t>
+            </w:r>
+          </w:p>
+          <w:p>
+            <w:pPr>
+              <w:spacing w:after="40"/>
+            </w:pPr>
+            <w:r>
+              <w:rPr>
+                <w:rFonts w:ascii="Arial" w:hAnsi="Arial" w:cs="Arial" w:eastAsia="Malgun Gothic"/>
+                <w:b/>
+                <w:i w:val="0"/>
+                <w:sz w:val="20"/>
+              </w:rPr>
+              <w:t>schauen</w:t>
+            </w:r>
+            <w:r>
+              <w:rPr>
+                <w:rFonts w:ascii="Malgun Gothic" w:hAnsi="Malgun Gothic" w:cs="Malgun Gothic" w:eastAsia="Malgun Gothic"/>
+                <w:b w:val="0"/>
+                <w:i w:val="0"/>
+                <w:sz w:val="20"/>
+              </w:rPr>
+              <w:t xml:space="preserve">  —  살펴보다</w:t>
+            </w:r>
+          </w:p>
+        </w:tc>
+      </w:tr>
+      <w:tr>
+        <w:tc>
+          <w:tcPr>
+            <w:tcW w:type="dxa" w:w="1500"/>
+            <w:tcBorders>
+              <w:top w:val="single" w:color="BFBFBF" w:sz="4"/>
+              <w:left w:val="single" w:color="BFBFBF" w:sz="4"/>
+              <w:bottom w:val="single" w:color="BFBFBF" w:sz="4"/>
+              <w:right w:val="single" w:color="BFBFBF" w:sz="4"/>
+            </w:tcBorders>
+            <w:shd w:fill="DEEAF6" w:color="auto" w:val="clear"/>
+          </w:tcPr>
+          <w:p>
+            <w:r>
+              <w:rPr>
+                <w:rFonts w:ascii="Malgun Gothic" w:hAnsi="Malgun Gothic" w:cs="Malgun Gothic" w:eastAsia="Malgun Gothic"/>
+                <w:b/>
+                <w:i w:val="0"/>
+                <w:color w:val="1F3864"/>
+                <w:sz w:val="20"/>
+              </w:rPr>
+              <w:t>문법</w:t>
+            </w:r>
+          </w:p>
+        </w:tc>
+        <w:tc>
+          <w:tcPr>
+            <w:tcW w:type="dxa" w:w="8138"/>
+            <w:tcBorders>
+              <w:top w:val="single" w:color="BFBFBF" w:sz="4"/>
+              <w:left w:val="single" w:color="BFBFBF" w:sz="4"/>
+              <w:bottom w:val="single" w:color="BFBFBF" w:sz="4"/>
+              <w:right w:val="single" w:color="BFBFBF" w:sz="4"/>
+            </w:tcBorders>
+          </w:tcPr>
+          <w:p>
+            <w:pPr>
+              <w:spacing w:after="40"/>
+            </w:pPr>
+            <w:r>
+              <w:rPr>
+                <w:rFonts w:ascii="Malgun Gothic" w:hAnsi="Malgun Gothic" w:cs="Malgun Gothic" w:eastAsia="Malgun Gothic"/>
+                <w:b w:val="0"/>
+                <w:i w:val="0"/>
+                <w:sz w:val="20"/>
+              </w:rPr>
+              <w:t>Ich werde nicht gleich in den Beirat gehen은 미래형입니다. Ich will erst ... arbeiten und schauen, ob sie trägt에서 ob절의 trägt가 끝에 옵니다.</w:t>
+            </w:r>
+          </w:p>
+        </w:tc>
+      </w:tr>
+      <w:tr>
+        <w:tc>
+          <w:tcPr>
+            <w:tcW w:type="dxa" w:w="1500"/>
+            <w:tcBorders>
+              <w:top w:val="single" w:color="BFBFBF" w:sz="4"/>
+              <w:left w:val="single" w:color="BFBFBF" w:sz="4"/>
+              <w:bottom w:val="single" w:color="BFBFBF" w:sz="4"/>
+              <w:right w:val="single" w:color="BFBFBF" w:sz="4"/>
+            </w:tcBorders>
+            <w:shd w:fill="DEEAF6" w:color="auto" w:val="clear"/>
+          </w:tcPr>
+          <w:p>
+            <w:r>
+              <w:rPr>
+                <w:rFonts w:ascii="Malgun Gothic" w:hAnsi="Malgun Gothic" w:cs="Malgun Gothic" w:eastAsia="Malgun Gothic"/>
+                <w:b/>
+                <w:i w:val="0"/>
+                <w:color w:val="1F3864"/>
+                <w:sz w:val="20"/>
+              </w:rPr>
+              <w:t>표현</w:t>
+            </w:r>
+          </w:p>
+        </w:tc>
+        <w:tc>
+          <w:tcPr>
+            <w:tcW w:type="dxa" w:w="8138"/>
+            <w:tcBorders>
+              <w:top w:val="single" w:color="BFBFBF" w:sz="4"/>
+              <w:left w:val="single" w:color="BFBFBF" w:sz="4"/>
+              <w:bottom w:val="single" w:color="BFBFBF" w:sz="4"/>
+              <w:right w:val="single" w:color="BFBFBF" w:sz="4"/>
+            </w:tcBorders>
+          </w:tcPr>
+          <w:p>
+            <w:pPr>
+              <w:spacing w:after="40"/>
+            </w:pPr>
+            <w:r>
+              <w:rPr>
+                <w:rFonts w:ascii="Malgun Gothic" w:hAnsi="Malgun Gothic" w:cs="Malgun Gothic" w:eastAsia="Malgun Gothic"/>
+                <w:b w:val="0"/>
+                <w:i w:val="0"/>
+                <w:sz w:val="20"/>
+              </w:rPr>
+              <w:t>ein Jahr lang은 기간 표현입니다.</w:t>
+            </w:r>
+          </w:p>
+        </w:tc>
+      </w:tr>
+      <w:tr>
+        <w:tc>
+          <w:tcPr>
+            <w:tcW w:type="dxa" w:w="1500"/>
+            <w:tcBorders>
+              <w:top w:val="single" w:color="BFBFBF" w:sz="4"/>
+              <w:left w:val="single" w:color="BFBFBF" w:sz="4"/>
+              <w:bottom w:val="single" w:color="BFBFBF" w:sz="4"/>
+              <w:right w:val="single" w:color="BFBFBF" w:sz="4"/>
+            </w:tcBorders>
+            <w:shd w:fill="DEEAF6" w:color="auto" w:val="clear"/>
+          </w:tcPr>
+          <w:p>
+            <w:r>
+              <w:rPr>
+                <w:rFonts w:ascii="Malgun Gothic" w:hAnsi="Malgun Gothic" w:cs="Malgun Gothic" w:eastAsia="Malgun Gothic"/>
+                <w:b/>
+                <w:i w:val="0"/>
+                <w:color w:val="1F3864"/>
+                <w:sz w:val="20"/>
+              </w:rPr>
+              <w:t>시제</w:t>
+            </w:r>
+          </w:p>
+        </w:tc>
+        <w:tc>
+          <w:tcPr>
+            <w:tcW w:type="dxa" w:w="8138"/>
+            <w:tcBorders>
+              <w:top w:val="single" w:color="BFBFBF" w:sz="4"/>
+              <w:left w:val="single" w:color="BFBFBF" w:sz="4"/>
+              <w:bottom w:val="single" w:color="BFBFBF" w:sz="4"/>
+              <w:right w:val="single" w:color="BFBFBF" w:sz="4"/>
+            </w:tcBorders>
+          </w:tcPr>
+          <w:p>
+            <w:pPr>
+              <w:spacing w:after="40"/>
+            </w:pPr>
+            <w:r>
+              <w:rPr>
+                <w:rFonts w:ascii="Malgun Gothic" w:hAnsi="Malgun Gothic" w:cs="Malgun Gothic" w:eastAsia="Malgun Gothic"/>
+                <w:b w:val="0"/>
+                <w:i w:val="0"/>
+                <w:sz w:val="20"/>
+              </w:rPr>
+              <w:t>werde ... gehen은 미래형이고 will, trägt는 현재형입니다.</w:t>
+            </w:r>
+          </w:p>
+        </w:tc>
+      </w:tr>
+    </w:tbl>
+    <w:p>
+      <w:pPr>
+        <w:spacing w:after="0"/>
+      </w:pPr>
+    </w:p>
+    <w:p>
+      <w:pPr>
+        <w:keepNext/>
+        <w:spacing w:before="160"/>
+      </w:pPr>
+      <w:r>
+        <w:rPr>
+          <w:rFonts w:ascii="Arial" w:hAnsi="Arial" w:cs="Arial" w:eastAsia="Malgun Gothic"/>
+          <w:b/>
+          <w:i w:val="0"/>
+          <w:sz w:val="22"/>
+        </w:rPr>
+        <w:t>26. Sophie: Das klingt vernünftig. Und es klingt nach einem Mann, der verstanden hat, dass man Verantwortung nicht auf Vorrat übernehmen kann.</w:t>
+      </w:r>
+    </w:p>
+    <w:p>
+      <w:pPr>
+        <w:keepNext/>
+        <w:ind w:left="340"/>
+      </w:pPr>
+      <w:r>
+        <w:rPr>
+          <w:rFonts w:ascii="Malgun Gothic" w:hAnsi="Malgun Gothic" w:cs="Malgun Gothic" w:eastAsia="Malgun Gothic"/>
+          <w:b w:val="0"/>
+          <w:i/>
+          <w:color w:val="404040"/>
+          <w:sz w:val="20"/>
+        </w:rPr>
+        <w:t>합리적으로 들려. 그리고 책임을 미리 비축해서 질 수는 없다는 걸 이해한 사람처럼 들려.</w:t>
+      </w:r>
+    </w:p>
+    <w:tbl>
+      <w:tblPr>
+        <w:tblW w:type="auto" w:w="0"/>
+        <w:tblLayout w:type="fixed"/>
+        <w:tblLook w:firstColumn="1" w:firstRow="1" w:lastColumn="0" w:lastRow="0" w:noHBand="0" w:noVBand="1" w:val="04A0"/>
+      </w:tblPr>
+      <w:tblGrid>
+        <w:gridCol w:w="4819"/>
+        <w:gridCol w:w="4819"/>
+      </w:tblGrid>
+      <w:tr>
+        <w:tc>
+          <w:tcPr>
+            <w:tcW w:type="dxa" w:w="1500"/>
+            <w:tcBorders>
+              <w:top w:val="single" w:color="BFBFBF" w:sz="4"/>
+              <w:left w:val="single" w:color="BFBFBF" w:sz="4"/>
+              <w:bottom w:val="single" w:color="BFBFBF" w:sz="4"/>
+              <w:right w:val="single" w:color="BFBFBF" w:sz="4"/>
+            </w:tcBorders>
+            <w:shd w:fill="DEEAF6" w:color="auto" w:val="clear"/>
+          </w:tcPr>
+          <w:p>
+            <w:r>
+              <w:rPr>
+                <w:rFonts w:ascii="Malgun Gothic" w:hAnsi="Malgun Gothic" w:cs="Malgun Gothic" w:eastAsia="Malgun Gothic"/>
+                <w:b/>
+                <w:i w:val="0"/>
+                <w:color w:val="1F3864"/>
+                <w:sz w:val="20"/>
+              </w:rPr>
+              <w:t>주요 단어</w:t>
+            </w:r>
+          </w:p>
+        </w:tc>
+        <w:tc>
+          <w:tcPr>
+            <w:tcW w:type="dxa" w:w="8138"/>
+            <w:tcBorders>
+              <w:top w:val="single" w:color="BFBFBF" w:sz="4"/>
+              <w:left w:val="single" w:color="BFBFBF" w:sz="4"/>
+              <w:bottom w:val="single" w:color="BFBFBF" w:sz="4"/>
+              <w:right w:val="single" w:color="BFBFBF" w:sz="4"/>
+            </w:tcBorders>
+          </w:tcPr>
+          <w:p>
+            <w:pPr>
+              <w:spacing w:after="40"/>
+            </w:pPr>
+            <w:r>
+              <w:rPr>
+                <w:rFonts w:ascii="Arial" w:hAnsi="Arial" w:cs="Arial" w:eastAsia="Malgun Gothic"/>
+                <w:b/>
+                <w:i w:val="0"/>
+                <w:sz w:val="20"/>
+              </w:rPr>
+              <w:t>der Vorrat, -räte</w:t>
+            </w:r>
+            <w:r>
+              <w:rPr>
+                <w:rFonts w:ascii="Malgun Gothic" w:hAnsi="Malgun Gothic" w:cs="Malgun Gothic" w:eastAsia="Malgun Gothic"/>
+                <w:b w:val="0"/>
+                <w:i w:val="0"/>
+                <w:sz w:val="20"/>
+              </w:rPr>
+              <w:t xml:space="preserve">  —  비축</w:t>
+            </w:r>
+          </w:p>
+          <w:p>
+            <w:pPr>
+              <w:spacing w:after="40"/>
+            </w:pPr>
+            <w:r>
+              <w:rPr>
+                <w:rFonts w:ascii="Arial" w:hAnsi="Arial" w:cs="Arial" w:eastAsia="Malgun Gothic"/>
+                <w:b/>
+                <w:i w:val="0"/>
+                <w:sz w:val="20"/>
+              </w:rPr>
+              <w:t>übernehmen</w:t>
+            </w:r>
+            <w:r>
+              <w:rPr>
+                <w:rFonts w:ascii="Malgun Gothic" w:hAnsi="Malgun Gothic" w:cs="Malgun Gothic" w:eastAsia="Malgun Gothic"/>
+                <w:b w:val="0"/>
+                <w:i w:val="0"/>
+                <w:sz w:val="20"/>
+              </w:rPr>
+              <w:t xml:space="preserve">  —  지다</w:t>
+            </w:r>
+          </w:p>
+          <w:p>
+            <w:pPr>
+              <w:spacing w:after="40"/>
+            </w:pPr>
+            <w:r>
+              <w:rPr>
+                <w:rFonts w:ascii="Arial" w:hAnsi="Arial" w:cs="Arial" w:eastAsia="Malgun Gothic"/>
+                <w:b/>
+                <w:i w:val="0"/>
+                <w:sz w:val="20"/>
+              </w:rPr>
+              <w:t>vernünftig</w:t>
+            </w:r>
+            <w:r>
+              <w:rPr>
+                <w:rFonts w:ascii="Malgun Gothic" w:hAnsi="Malgun Gothic" w:cs="Malgun Gothic" w:eastAsia="Malgun Gothic"/>
+                <w:b w:val="0"/>
+                <w:i w:val="0"/>
+                <w:sz w:val="20"/>
+              </w:rPr>
+              <w:t xml:space="preserve">  —  합리적인</w:t>
+            </w:r>
+          </w:p>
+        </w:tc>
+      </w:tr>
+      <w:tr>
+        <w:tc>
+          <w:tcPr>
+            <w:tcW w:type="dxa" w:w="1500"/>
+            <w:tcBorders>
+              <w:top w:val="single" w:color="BFBFBF" w:sz="4"/>
+              <w:left w:val="single" w:color="BFBFBF" w:sz="4"/>
+              <w:bottom w:val="single" w:color="BFBFBF" w:sz="4"/>
+              <w:right w:val="single" w:color="BFBFBF" w:sz="4"/>
+            </w:tcBorders>
+            <w:shd w:fill="DEEAF6" w:color="auto" w:val="clear"/>
+          </w:tcPr>
+          <w:p>
+            <w:r>
+              <w:rPr>
+                <w:rFonts w:ascii="Malgun Gothic" w:hAnsi="Malgun Gothic" w:cs="Malgun Gothic" w:eastAsia="Malgun Gothic"/>
+                <w:b/>
+                <w:i w:val="0"/>
+                <w:color w:val="1F3864"/>
+                <w:sz w:val="20"/>
+              </w:rPr>
+              <w:t>문법</w:t>
+            </w:r>
+          </w:p>
+        </w:tc>
+        <w:tc>
+          <w:tcPr>
+            <w:tcW w:type="dxa" w:w="8138"/>
+            <w:tcBorders>
+              <w:top w:val="single" w:color="BFBFBF" w:sz="4"/>
+              <w:left w:val="single" w:color="BFBFBF" w:sz="4"/>
+              <w:bottom w:val="single" w:color="BFBFBF" w:sz="4"/>
+              <w:right w:val="single" w:color="BFBFBF" w:sz="4"/>
+            </w:tcBorders>
+          </w:tcPr>
+          <w:p>
+            <w:pPr>
+              <w:spacing w:after="40"/>
+            </w:pPr>
+            <w:r>
+              <w:rPr>
+                <w:rFonts w:ascii="Malgun Gothic" w:hAnsi="Malgun Gothic" w:cs="Malgun Gothic" w:eastAsia="Malgun Gothic"/>
+                <w:b w:val="0"/>
+                <w:i w:val="0"/>
+                <w:sz w:val="20"/>
+              </w:rPr>
+              <w:t>ein Mann, der verstanden hat, dass man Verantwortung nicht auf Vorrat übernehmen kann에서 관계절과 dass절이 겹칩니다.</w:t>
+            </w:r>
+          </w:p>
+        </w:tc>
+      </w:tr>
+      <w:tr>
+        <w:tc>
+          <w:tcPr>
+            <w:tcW w:type="dxa" w:w="1500"/>
+            <w:tcBorders>
+              <w:top w:val="single" w:color="BFBFBF" w:sz="4"/>
+              <w:left w:val="single" w:color="BFBFBF" w:sz="4"/>
+              <w:bottom w:val="single" w:color="BFBFBF" w:sz="4"/>
+              <w:right w:val="single" w:color="BFBFBF" w:sz="4"/>
+            </w:tcBorders>
+            <w:shd w:fill="DEEAF6" w:color="auto" w:val="clear"/>
+          </w:tcPr>
+          <w:p>
+            <w:r>
+              <w:rPr>
+                <w:rFonts w:ascii="Malgun Gothic" w:hAnsi="Malgun Gothic" w:cs="Malgun Gothic" w:eastAsia="Malgun Gothic"/>
+                <w:b/>
+                <w:i w:val="0"/>
+                <w:color w:val="1F3864"/>
+                <w:sz w:val="20"/>
+              </w:rPr>
+              <w:t>표현</w:t>
+            </w:r>
+          </w:p>
+        </w:tc>
+        <w:tc>
+          <w:tcPr>
+            <w:tcW w:type="dxa" w:w="8138"/>
+            <w:tcBorders>
+              <w:top w:val="single" w:color="BFBFBF" w:sz="4"/>
+              <w:left w:val="single" w:color="BFBFBF" w:sz="4"/>
+              <w:bottom w:val="single" w:color="BFBFBF" w:sz="4"/>
+              <w:right w:val="single" w:color="BFBFBF" w:sz="4"/>
+            </w:tcBorders>
+          </w:tcPr>
+          <w:p>
+            <w:pPr>
+              <w:spacing w:after="40"/>
+            </w:pPr>
+            <w:r>
+              <w:rPr>
+                <w:rFonts w:ascii="Malgun Gothic" w:hAnsi="Malgun Gothic" w:cs="Malgun Gothic" w:eastAsia="Malgun Gothic"/>
+                <w:b w:val="0"/>
+                <w:i w:val="0"/>
+                <w:sz w:val="20"/>
+              </w:rPr>
+              <w:t>auf Vorrat은 미리 비축해서라는 표현입니다.</w:t>
+            </w:r>
+          </w:p>
+        </w:tc>
+      </w:tr>
+      <w:tr>
+        <w:tc>
+          <w:tcPr>
+            <w:tcW w:type="dxa" w:w="1500"/>
+            <w:tcBorders>
+              <w:top w:val="single" w:color="BFBFBF" w:sz="4"/>
+              <w:left w:val="single" w:color="BFBFBF" w:sz="4"/>
+              <w:bottom w:val="single" w:color="BFBFBF" w:sz="4"/>
+              <w:right w:val="single" w:color="BFBFBF" w:sz="4"/>
+            </w:tcBorders>
+            <w:shd w:fill="DEEAF6" w:color="auto" w:val="clear"/>
+          </w:tcPr>
+          <w:p>
+            <w:r>
+              <w:rPr>
+                <w:rFonts w:ascii="Malgun Gothic" w:hAnsi="Malgun Gothic" w:cs="Malgun Gothic" w:eastAsia="Malgun Gothic"/>
+                <w:b/>
+                <w:i w:val="0"/>
+                <w:color w:val="1F3864"/>
+                <w:sz w:val="20"/>
+              </w:rPr>
+              <w:t>시제</w:t>
+            </w:r>
+          </w:p>
+        </w:tc>
+        <w:tc>
+          <w:tcPr>
+            <w:tcW w:type="dxa" w:w="8138"/>
+            <w:tcBorders>
+              <w:top w:val="single" w:color="BFBFBF" w:sz="4"/>
+              <w:left w:val="single" w:color="BFBFBF" w:sz="4"/>
+              <w:bottom w:val="single" w:color="BFBFBF" w:sz="4"/>
+              <w:right w:val="single" w:color="BFBFBF" w:sz="4"/>
+            </w:tcBorders>
+          </w:tcPr>
+          <w:p>
+            <w:pPr>
+              <w:spacing w:after="40"/>
+            </w:pPr>
+            <w:r>
+              <w:rPr>
+                <w:rFonts w:ascii="Malgun Gothic" w:hAnsi="Malgun Gothic" w:cs="Malgun Gothic" w:eastAsia="Malgun Gothic"/>
+                <w:b w:val="0"/>
+                <w:i w:val="0"/>
+                <w:sz w:val="20"/>
+              </w:rPr>
+              <w:t>klingt, kann은 현재형이고 verstanden hat은 현재완료입니다.</w:t>
+            </w:r>
+          </w:p>
+        </w:tc>
+      </w:tr>
+    </w:tbl>
+    <w:p>
+      <w:pPr>
+        <w:spacing w:after="0"/>
+      </w:pPr>
+    </w:p>
+    <w:p>
+      <w:pPr>
+        <w:keepNext/>
+        <w:spacing w:before="160"/>
+      </w:pPr>
+      <w:r>
+        <w:rPr>
+          <w:rFonts w:ascii="Arial" w:hAnsi="Arial" w:cs="Arial" w:eastAsia="Malgun Gothic"/>
+          <w:b/>
+          <w:i w:val="0"/>
+          <w:sz w:val="22"/>
+        </w:rPr>
+        <w:t>27. Jonas: Am Abend trifft sich der Vorstand der Mieterberatung, mit Elif, Herrn Bauer, einer jungen Studentin und mir. Auf dem Tisch steht ein Teller Börek, den Elifs Mutter für alle gebacken hat.</w:t>
+      </w:r>
+    </w:p>
+    <w:p>
+      <w:pPr>
+        <w:keepNext/>
+        <w:ind w:left="340"/>
+      </w:pPr>
+      <w:r>
+        <w:rPr>
+          <w:rFonts w:ascii="Malgun Gothic" w:hAnsi="Malgun Gothic" w:cs="Malgun Gothic" w:eastAsia="Malgun Gothic"/>
+          <w:b w:val="0"/>
+          <w:i/>
+          <w:color w:val="404040"/>
+          <w:sz w:val="20"/>
+        </w:rPr>
+        <w:t>저녁에는 임차인 상담소 운영진이 모인다. 엘리프, 바우어 씨, 젊은 대학생, 그리고 나다. 탁자에는 엘리프 어머니가 모두를 위해 구운 뵈렉 접시가 놓여 있다.</w:t>
+      </w:r>
+    </w:p>
+    <w:tbl>
+      <w:tblPr>
+        <w:tblW w:type="auto" w:w="0"/>
+        <w:tblLayout w:type="fixed"/>
+        <w:tblLook w:firstColumn="1" w:firstRow="1" w:lastColumn="0" w:lastRow="0" w:noHBand="0" w:noVBand="1" w:val="04A0"/>
+      </w:tblPr>
+      <w:tblGrid>
+        <w:gridCol w:w="4819"/>
+        <w:gridCol w:w="4819"/>
+      </w:tblGrid>
+      <w:tr>
+        <w:tc>
+          <w:tcPr>
+            <w:tcW w:type="dxa" w:w="1500"/>
+            <w:tcBorders>
+              <w:top w:val="single" w:color="BFBFBF" w:sz="4"/>
+              <w:left w:val="single" w:color="BFBFBF" w:sz="4"/>
+              <w:bottom w:val="single" w:color="BFBFBF" w:sz="4"/>
+              <w:right w:val="single" w:color="BFBFBF" w:sz="4"/>
+            </w:tcBorders>
+            <w:shd w:fill="DEEAF6" w:color="auto" w:val="clear"/>
+          </w:tcPr>
+          <w:p>
+            <w:r>
+              <w:rPr>
+                <w:rFonts w:ascii="Malgun Gothic" w:hAnsi="Malgun Gothic" w:cs="Malgun Gothic" w:eastAsia="Malgun Gothic"/>
+                <w:b/>
+                <w:i w:val="0"/>
+                <w:color w:val="1F3864"/>
+                <w:sz w:val="20"/>
+              </w:rPr>
+              <w:t>주요 단어</w:t>
+            </w:r>
+          </w:p>
+        </w:tc>
+        <w:tc>
+          <w:tcPr>
+            <w:tcW w:type="dxa" w:w="8138"/>
+            <w:tcBorders>
+              <w:top w:val="single" w:color="BFBFBF" w:sz="4"/>
+              <w:left w:val="single" w:color="BFBFBF" w:sz="4"/>
+              <w:bottom w:val="single" w:color="BFBFBF" w:sz="4"/>
+              <w:right w:val="single" w:color="BFBFBF" w:sz="4"/>
+            </w:tcBorders>
+          </w:tcPr>
+          <w:p>
+            <w:pPr>
+              <w:spacing w:after="40"/>
+            </w:pPr>
+            <w:r>
+              <w:rPr>
+                <w:rFonts w:ascii="Arial" w:hAnsi="Arial" w:cs="Arial" w:eastAsia="Malgun Gothic"/>
+                <w:b/>
+                <w:i w:val="0"/>
+                <w:sz w:val="20"/>
+              </w:rPr>
+              <w:t>der Vorstand (단수)</w:t>
+            </w:r>
+            <w:r>
+              <w:rPr>
+                <w:rFonts w:ascii="Malgun Gothic" w:hAnsi="Malgun Gothic" w:cs="Malgun Gothic" w:eastAsia="Malgun Gothic"/>
+                <w:b w:val="0"/>
+                <w:i w:val="0"/>
+                <w:sz w:val="20"/>
+              </w:rPr>
+              <w:t xml:space="preserve">  —  운영진</w:t>
+            </w:r>
+          </w:p>
+          <w:p>
+            <w:pPr>
+              <w:spacing w:after="40"/>
+            </w:pPr>
+            <w:r>
+              <w:rPr>
+                <w:rFonts w:ascii="Arial" w:hAnsi="Arial" w:cs="Arial" w:eastAsia="Malgun Gothic"/>
+                <w:b/>
+                <w:i w:val="0"/>
+                <w:sz w:val="20"/>
+              </w:rPr>
+              <w:t>sich treffen</w:t>
+            </w:r>
+            <w:r>
+              <w:rPr>
+                <w:rFonts w:ascii="Malgun Gothic" w:hAnsi="Malgun Gothic" w:cs="Malgun Gothic" w:eastAsia="Malgun Gothic"/>
+                <w:b w:val="0"/>
+                <w:i w:val="0"/>
+                <w:sz w:val="20"/>
+              </w:rPr>
+              <w:t xml:space="preserve">  —  모이다</w:t>
+            </w:r>
+          </w:p>
+          <w:p>
+            <w:pPr>
+              <w:spacing w:after="40"/>
+            </w:pPr>
+            <w:r>
+              <w:rPr>
+                <w:rFonts w:ascii="Arial" w:hAnsi="Arial" w:cs="Arial" w:eastAsia="Malgun Gothic"/>
+                <w:b/>
+                <w:i w:val="0"/>
+                <w:sz w:val="20"/>
+              </w:rPr>
+              <w:t>backen</w:t>
+            </w:r>
+            <w:r>
+              <w:rPr>
+                <w:rFonts w:ascii="Malgun Gothic" w:hAnsi="Malgun Gothic" w:cs="Malgun Gothic" w:eastAsia="Malgun Gothic"/>
+                <w:b w:val="0"/>
+                <w:i w:val="0"/>
+                <w:sz w:val="20"/>
+              </w:rPr>
+              <w:t xml:space="preserve">  —  굽다</w:t>
+            </w:r>
+          </w:p>
+        </w:tc>
+      </w:tr>
+      <w:tr>
+        <w:tc>
+          <w:tcPr>
+            <w:tcW w:type="dxa" w:w="1500"/>
+            <w:tcBorders>
+              <w:top w:val="single" w:color="BFBFBF" w:sz="4"/>
+              <w:left w:val="single" w:color="BFBFBF" w:sz="4"/>
+              <w:bottom w:val="single" w:color="BFBFBF" w:sz="4"/>
+              <w:right w:val="single" w:color="BFBFBF" w:sz="4"/>
+            </w:tcBorders>
+            <w:shd w:fill="DEEAF6" w:color="auto" w:val="clear"/>
+          </w:tcPr>
+          <w:p>
+            <w:r>
+              <w:rPr>
+                <w:rFonts w:ascii="Malgun Gothic" w:hAnsi="Malgun Gothic" w:cs="Malgun Gothic" w:eastAsia="Malgun Gothic"/>
+                <w:b/>
+                <w:i w:val="0"/>
+                <w:color w:val="1F3864"/>
+                <w:sz w:val="20"/>
+              </w:rPr>
+              <w:t>문법</w:t>
+            </w:r>
+          </w:p>
+        </w:tc>
+        <w:tc>
+          <w:tcPr>
+            <w:tcW w:type="dxa" w:w="8138"/>
+            <w:tcBorders>
+              <w:top w:val="single" w:color="BFBFBF" w:sz="4"/>
+              <w:left w:val="single" w:color="BFBFBF" w:sz="4"/>
+              <w:bottom w:val="single" w:color="BFBFBF" w:sz="4"/>
+              <w:right w:val="single" w:color="BFBFBF" w:sz="4"/>
+            </w:tcBorders>
+          </w:tcPr>
+          <w:p>
+            <w:pPr>
+              <w:spacing w:after="40"/>
+            </w:pPr>
+            <w:r>
+              <w:rPr>
+                <w:rFonts w:ascii="Malgun Gothic" w:hAnsi="Malgun Gothic" w:cs="Malgun Gothic" w:eastAsia="Malgun Gothic"/>
+                <w:b w:val="0"/>
+                <w:i w:val="0"/>
+                <w:sz w:val="20"/>
+              </w:rPr>
+              <w:t>ein Teller Börek, den Elifs Mutter für alle gebacken hat에서 den은 관계대명사이며 hat이 끝에 옵니다. Auf dem Tisch steht ...에서 장소 부사구가 앞에 옵니다.</w:t>
+            </w:r>
+          </w:p>
+        </w:tc>
+      </w:tr>
+      <w:tr>
+        <w:tc>
+          <w:tcPr>
+            <w:tcW w:type="dxa" w:w="1500"/>
+            <w:tcBorders>
+              <w:top w:val="single" w:color="BFBFBF" w:sz="4"/>
+              <w:left w:val="single" w:color="BFBFBF" w:sz="4"/>
+              <w:bottom w:val="single" w:color="BFBFBF" w:sz="4"/>
+              <w:right w:val="single" w:color="BFBFBF" w:sz="4"/>
+            </w:tcBorders>
+            <w:shd w:fill="DEEAF6" w:color="auto" w:val="clear"/>
+          </w:tcPr>
+          <w:p>
+            <w:r>
+              <w:rPr>
+                <w:rFonts w:ascii="Malgun Gothic" w:hAnsi="Malgun Gothic" w:cs="Malgun Gothic" w:eastAsia="Malgun Gothic"/>
+                <w:b/>
+                <w:i w:val="0"/>
+                <w:color w:val="1F3864"/>
+                <w:sz w:val="20"/>
+              </w:rPr>
+              <w:t>표현</w:t>
+            </w:r>
+          </w:p>
+        </w:tc>
+        <w:tc>
+          <w:tcPr>
+            <w:tcW w:type="dxa" w:w="8138"/>
+            <w:tcBorders>
+              <w:top w:val="single" w:color="BFBFBF" w:sz="4"/>
+              <w:left w:val="single" w:color="BFBFBF" w:sz="4"/>
+              <w:bottom w:val="single" w:color="BFBFBF" w:sz="4"/>
+              <w:right w:val="single" w:color="BFBFBF" w:sz="4"/>
+            </w:tcBorders>
+          </w:tcPr>
+          <w:p>
+            <w:pPr>
+              <w:spacing w:after="40"/>
+            </w:pPr>
+            <w:r>
+              <w:rPr>
+                <w:rFonts w:ascii="Malgun Gothic" w:hAnsi="Malgun Gothic" w:cs="Malgun Gothic" w:eastAsia="Malgun Gothic"/>
+                <w:b w:val="0"/>
+                <w:i w:val="0"/>
+                <w:sz w:val="20"/>
+              </w:rPr>
+              <w:t>mit Elif, Herrn Bauer, ...는 mit + 3격 나열입니다.</w:t>
+            </w:r>
+          </w:p>
+        </w:tc>
+      </w:tr>
+      <w:tr>
+        <w:tc>
+          <w:tcPr>
+            <w:tcW w:type="dxa" w:w="1500"/>
+            <w:tcBorders>
+              <w:top w:val="single" w:color="BFBFBF" w:sz="4"/>
+              <w:left w:val="single" w:color="BFBFBF" w:sz="4"/>
+              <w:bottom w:val="single" w:color="BFBFBF" w:sz="4"/>
+              <w:right w:val="single" w:color="BFBFBF" w:sz="4"/>
+            </w:tcBorders>
+            <w:shd w:fill="DEEAF6" w:color="auto" w:val="clear"/>
+          </w:tcPr>
+          <w:p>
+            <w:r>
+              <w:rPr>
+                <w:rFonts w:ascii="Malgun Gothic" w:hAnsi="Malgun Gothic" w:cs="Malgun Gothic" w:eastAsia="Malgun Gothic"/>
+                <w:b/>
+                <w:i w:val="0"/>
+                <w:color w:val="1F3864"/>
+                <w:sz w:val="20"/>
+              </w:rPr>
+              <w:t>시제</w:t>
+            </w:r>
+          </w:p>
+        </w:tc>
+        <w:tc>
+          <w:tcPr>
+            <w:tcW w:type="dxa" w:w="8138"/>
+            <w:tcBorders>
+              <w:top w:val="single" w:color="BFBFBF" w:sz="4"/>
+              <w:left w:val="single" w:color="BFBFBF" w:sz="4"/>
+              <w:bottom w:val="single" w:color="BFBFBF" w:sz="4"/>
+              <w:right w:val="single" w:color="BFBFBF" w:sz="4"/>
+            </w:tcBorders>
+          </w:tcPr>
+          <w:p>
+            <w:pPr>
+              <w:spacing w:after="40"/>
+            </w:pPr>
+            <w:r>
+              <w:rPr>
+                <w:rFonts w:ascii="Malgun Gothic" w:hAnsi="Malgun Gothic" w:cs="Malgun Gothic" w:eastAsia="Malgun Gothic"/>
+                <w:b w:val="0"/>
+                <w:i w:val="0"/>
+                <w:sz w:val="20"/>
+              </w:rPr>
+              <w:t>trifft sich, steht는 현재형이고 gebacken hat은 현재완료입니다.</w:t>
+            </w:r>
+          </w:p>
+        </w:tc>
+      </w:tr>
+    </w:tbl>
+    <w:p>
+      <w:pPr>
+        <w:spacing w:after="0"/>
+      </w:pPr>
+    </w:p>
+    <w:p>
+      <w:pPr>
+        <w:keepNext/>
+        <w:spacing w:before="160"/>
+      </w:pPr>
+      <w:r>
+        <w:rPr>
+          <w:rFonts w:ascii="Arial" w:hAnsi="Arial" w:cs="Arial" w:eastAsia="Malgun Gothic"/>
+          <w:b/>
+          <w:i w:val="0"/>
+          <w:sz w:val="22"/>
+        </w:rPr>
+        <w:t>28. Herr Bauer: Ich stelle den Antrag, Herrn Keller als beratendes Mitglied aufzunehmen. Er hat uns mehr gegeben, als er sich selbst zugesteht.</w:t>
+      </w:r>
+    </w:p>
+    <w:p>
+      <w:pPr>
+        <w:keepNext/>
+        <w:ind w:left="340"/>
+      </w:pPr>
+      <w:r>
+        <w:rPr>
+          <w:rFonts w:ascii="Malgun Gothic" w:hAnsi="Malgun Gothic" w:cs="Malgun Gothic" w:eastAsia="Malgun Gothic"/>
+          <w:b w:val="0"/>
+          <w:i/>
+          <w:color w:val="404040"/>
+          <w:sz w:val="20"/>
+        </w:rPr>
+        <w:t>켈러 씨를 자문 회원으로 받아들이자고 제안합니다. 본인이 인정하는 것보다 더 많은 걸 우리에게 주었습니다.</w:t>
+      </w:r>
+    </w:p>
+    <w:tbl>
+      <w:tblPr>
+        <w:tblW w:type="auto" w:w="0"/>
+        <w:tblLayout w:type="fixed"/>
+        <w:tblLook w:firstColumn="1" w:firstRow="1" w:lastColumn="0" w:lastRow="0" w:noHBand="0" w:noVBand="1" w:val="04A0"/>
+      </w:tblPr>
+      <w:tblGrid>
+        <w:gridCol w:w="4819"/>
+        <w:gridCol w:w="4819"/>
+      </w:tblGrid>
+      <w:tr>
+        <w:tc>
+          <w:tcPr>
+            <w:tcW w:type="dxa" w:w="1500"/>
+            <w:tcBorders>
+              <w:top w:val="single" w:color="BFBFBF" w:sz="4"/>
+              <w:left w:val="single" w:color="BFBFBF" w:sz="4"/>
+              <w:bottom w:val="single" w:color="BFBFBF" w:sz="4"/>
+              <w:right w:val="single" w:color="BFBFBF" w:sz="4"/>
+            </w:tcBorders>
+            <w:shd w:fill="DEEAF6" w:color="auto" w:val="clear"/>
+          </w:tcPr>
+          <w:p>
+            <w:r>
+              <w:rPr>
+                <w:rFonts w:ascii="Malgun Gothic" w:hAnsi="Malgun Gothic" w:cs="Malgun Gothic" w:eastAsia="Malgun Gothic"/>
+                <w:b/>
+                <w:i w:val="0"/>
+                <w:color w:val="1F3864"/>
+                <w:sz w:val="20"/>
+              </w:rPr>
+              <w:t>주요 단어</w:t>
+            </w:r>
+          </w:p>
+        </w:tc>
+        <w:tc>
+          <w:tcPr>
+            <w:tcW w:type="dxa" w:w="8138"/>
+            <w:tcBorders>
+              <w:top w:val="single" w:color="BFBFBF" w:sz="4"/>
+              <w:left w:val="single" w:color="BFBFBF" w:sz="4"/>
+              <w:bottom w:val="single" w:color="BFBFBF" w:sz="4"/>
+              <w:right w:val="single" w:color="BFBFBF" w:sz="4"/>
+            </w:tcBorders>
+          </w:tcPr>
+          <w:p>
+            <w:pPr>
+              <w:spacing w:after="40"/>
+            </w:pPr>
+            <w:r>
+              <w:rPr>
+                <w:rFonts w:ascii="Arial" w:hAnsi="Arial" w:cs="Arial" w:eastAsia="Malgun Gothic"/>
+                <w:b/>
+                <w:i w:val="0"/>
+                <w:sz w:val="20"/>
+              </w:rPr>
+              <w:t>aufnehmen</w:t>
+            </w:r>
+            <w:r>
+              <w:rPr>
+                <w:rFonts w:ascii="Malgun Gothic" w:hAnsi="Malgun Gothic" w:cs="Malgun Gothic" w:eastAsia="Malgun Gothic"/>
+                <w:b w:val="0"/>
+                <w:i w:val="0"/>
+                <w:sz w:val="20"/>
+              </w:rPr>
+              <w:t xml:space="preserve">  —  받아들이다</w:t>
+            </w:r>
+          </w:p>
+          <w:p>
+            <w:pPr>
+              <w:spacing w:after="40"/>
+            </w:pPr>
+            <w:r>
+              <w:rPr>
+                <w:rFonts w:ascii="Arial" w:hAnsi="Arial" w:cs="Arial" w:eastAsia="Malgun Gothic"/>
+                <w:b/>
+                <w:i w:val="0"/>
+                <w:sz w:val="20"/>
+              </w:rPr>
+              <w:t>zugestehen</w:t>
+            </w:r>
+            <w:r>
+              <w:rPr>
+                <w:rFonts w:ascii="Malgun Gothic" w:hAnsi="Malgun Gothic" w:cs="Malgun Gothic" w:eastAsia="Malgun Gothic"/>
+                <w:b w:val="0"/>
+                <w:i w:val="0"/>
+                <w:sz w:val="20"/>
+              </w:rPr>
+              <w:t xml:space="preserve">  —  인정하다</w:t>
+            </w:r>
+          </w:p>
+          <w:p>
+            <w:pPr>
+              <w:spacing w:after="40"/>
+            </w:pPr>
+            <w:r>
+              <w:rPr>
+                <w:rFonts w:ascii="Arial" w:hAnsi="Arial" w:cs="Arial" w:eastAsia="Malgun Gothic"/>
+                <w:b/>
+                <w:i w:val="0"/>
+                <w:sz w:val="20"/>
+              </w:rPr>
+              <w:t>das Mitglied, -er</w:t>
+            </w:r>
+            <w:r>
+              <w:rPr>
+                <w:rFonts w:ascii="Malgun Gothic" w:hAnsi="Malgun Gothic" w:cs="Malgun Gothic" w:eastAsia="Malgun Gothic"/>
+                <w:b w:val="0"/>
+                <w:i w:val="0"/>
+                <w:sz w:val="20"/>
+              </w:rPr>
+              <w:t xml:space="preserve">  —  회원</w:t>
+            </w:r>
+          </w:p>
+        </w:tc>
+      </w:tr>
+      <w:tr>
+        <w:tc>
+          <w:tcPr>
+            <w:tcW w:type="dxa" w:w="1500"/>
+            <w:tcBorders>
+              <w:top w:val="single" w:color="BFBFBF" w:sz="4"/>
+              <w:left w:val="single" w:color="BFBFBF" w:sz="4"/>
+              <w:bottom w:val="single" w:color="BFBFBF" w:sz="4"/>
+              <w:right w:val="single" w:color="BFBFBF" w:sz="4"/>
+            </w:tcBorders>
+            <w:shd w:fill="DEEAF6" w:color="auto" w:val="clear"/>
+          </w:tcPr>
+          <w:p>
+            <w:r>
+              <w:rPr>
+                <w:rFonts w:ascii="Malgun Gothic" w:hAnsi="Malgun Gothic" w:cs="Malgun Gothic" w:eastAsia="Malgun Gothic"/>
+                <w:b/>
+                <w:i w:val="0"/>
+                <w:color w:val="1F3864"/>
+                <w:sz w:val="20"/>
+              </w:rPr>
+              <w:t>문법</w:t>
+            </w:r>
+          </w:p>
+        </w:tc>
+        <w:tc>
+          <w:tcPr>
+            <w:tcW w:type="dxa" w:w="8138"/>
+            <w:tcBorders>
+              <w:top w:val="single" w:color="BFBFBF" w:sz="4"/>
+              <w:left w:val="single" w:color="BFBFBF" w:sz="4"/>
+              <w:bottom w:val="single" w:color="BFBFBF" w:sz="4"/>
+              <w:right w:val="single" w:color="BFBFBF" w:sz="4"/>
+            </w:tcBorders>
+          </w:tcPr>
+          <w:p>
+            <w:pPr>
+              <w:spacing w:after="40"/>
+            </w:pPr>
+            <w:r>
+              <w:rPr>
+                <w:rFonts w:ascii="Malgun Gothic" w:hAnsi="Malgun Gothic" w:cs="Malgun Gothic" w:eastAsia="Malgun Gothic"/>
+                <w:b w:val="0"/>
+                <w:i w:val="0"/>
+                <w:sz w:val="20"/>
+              </w:rPr>
+              <w:t>Ich stelle den Antrag, ... aufzunehmen에서 zu 부정형이 쓰이며 aufnehmen의 zu는 aufzunehmen입니다. mehr ..., als er sich selbst zugesteht는 비교 구문입니다.</w:t>
+            </w:r>
+          </w:p>
+        </w:tc>
+      </w:tr>
+      <w:tr>
+        <w:tc>
+          <w:tcPr>
+            <w:tcW w:type="dxa" w:w="1500"/>
+            <w:tcBorders>
+              <w:top w:val="single" w:color="BFBFBF" w:sz="4"/>
+              <w:left w:val="single" w:color="BFBFBF" w:sz="4"/>
+              <w:bottom w:val="single" w:color="BFBFBF" w:sz="4"/>
+              <w:right w:val="single" w:color="BFBFBF" w:sz="4"/>
+            </w:tcBorders>
+            <w:shd w:fill="DEEAF6" w:color="auto" w:val="clear"/>
+          </w:tcPr>
+          <w:p>
+            <w:r>
+              <w:rPr>
+                <w:rFonts w:ascii="Malgun Gothic" w:hAnsi="Malgun Gothic" w:cs="Malgun Gothic" w:eastAsia="Malgun Gothic"/>
+                <w:b/>
+                <w:i w:val="0"/>
+                <w:color w:val="1F3864"/>
+                <w:sz w:val="20"/>
+              </w:rPr>
+              <w:t>표현</w:t>
+            </w:r>
+          </w:p>
+        </w:tc>
+        <w:tc>
+          <w:tcPr>
+            <w:tcW w:type="dxa" w:w="8138"/>
+            <w:tcBorders>
+              <w:top w:val="single" w:color="BFBFBF" w:sz="4"/>
+              <w:left w:val="single" w:color="BFBFBF" w:sz="4"/>
+              <w:bottom w:val="single" w:color="BFBFBF" w:sz="4"/>
+              <w:right w:val="single" w:color="BFBFBF" w:sz="4"/>
+            </w:tcBorders>
+          </w:tcPr>
+          <w:p>
+            <w:pPr>
+              <w:spacing w:after="40"/>
+            </w:pPr>
+            <w:r>
+              <w:rPr>
+                <w:rFonts w:ascii="Malgun Gothic" w:hAnsi="Malgun Gothic" w:cs="Malgun Gothic" w:eastAsia="Malgun Gothic"/>
+                <w:b w:val="0"/>
+                <w:i w:val="0"/>
+                <w:sz w:val="20"/>
+              </w:rPr>
+              <w:t>als beratendes Mitglied는 자격을 나타냅니다.</w:t>
+            </w:r>
+          </w:p>
+        </w:tc>
+      </w:tr>
+      <w:tr>
+        <w:tc>
+          <w:tcPr>
+            <w:tcW w:type="dxa" w:w="1500"/>
+            <w:tcBorders>
+              <w:top w:val="single" w:color="BFBFBF" w:sz="4"/>
+              <w:left w:val="single" w:color="BFBFBF" w:sz="4"/>
+              <w:bottom w:val="single" w:color="BFBFBF" w:sz="4"/>
+              <w:right w:val="single" w:color="BFBFBF" w:sz="4"/>
+            </w:tcBorders>
+            <w:shd w:fill="DEEAF6" w:color="auto" w:val="clear"/>
+          </w:tcPr>
+          <w:p>
+            <w:r>
+              <w:rPr>
+                <w:rFonts w:ascii="Malgun Gothic" w:hAnsi="Malgun Gothic" w:cs="Malgun Gothic" w:eastAsia="Malgun Gothic"/>
+                <w:b/>
+                <w:i w:val="0"/>
+                <w:color w:val="1F3864"/>
+                <w:sz w:val="20"/>
+              </w:rPr>
+              <w:t>시제</w:t>
+            </w:r>
+          </w:p>
+        </w:tc>
+        <w:tc>
+          <w:tcPr>
+            <w:tcW w:type="dxa" w:w="8138"/>
+            <w:tcBorders>
+              <w:top w:val="single" w:color="BFBFBF" w:sz="4"/>
+              <w:left w:val="single" w:color="BFBFBF" w:sz="4"/>
+              <w:bottom w:val="single" w:color="BFBFBF" w:sz="4"/>
+              <w:right w:val="single" w:color="BFBFBF" w:sz="4"/>
+            </w:tcBorders>
+          </w:tcPr>
+          <w:p>
+            <w:pPr>
+              <w:spacing w:after="40"/>
+            </w:pPr>
+            <w:r>
+              <w:rPr>
+                <w:rFonts w:ascii="Malgun Gothic" w:hAnsi="Malgun Gothic" w:cs="Malgun Gothic" w:eastAsia="Malgun Gothic"/>
+                <w:b w:val="0"/>
+                <w:i w:val="0"/>
+                <w:sz w:val="20"/>
+              </w:rPr>
+              <w:t>stelle, zugesteht는 현재형이고 hat ... gegeben은 현재완료입니다.</w:t>
+            </w:r>
+          </w:p>
+        </w:tc>
+      </w:tr>
+    </w:tbl>
+    <w:p>
+      <w:pPr>
+        <w:spacing w:after="0"/>
+      </w:pPr>
+    </w:p>
+    <w:p>
+      <w:pPr>
+        <w:keepNext/>
+        <w:spacing w:before="160"/>
+      </w:pPr>
+      <w:r>
+        <w:rPr>
+          <w:rFonts w:ascii="Arial" w:hAnsi="Arial" w:cs="Arial" w:eastAsia="Malgun Gothic"/>
+          <w:b/>
+          <w:i w:val="0"/>
+          <w:sz w:val="22"/>
+        </w:rPr>
+        <w:t>29. Elif: Ich unterstütze den Antrag. Allerdings mit einer Auflage: Er muss auch lernen, Nein zu sagen. Sonst ist er in drei Monaten ausgebrannt.</w:t>
+      </w:r>
+    </w:p>
+    <w:p>
+      <w:pPr>
+        <w:keepNext/>
+        <w:ind w:left="340"/>
+      </w:pPr>
+      <w:r>
+        <w:rPr>
+          <w:rFonts w:ascii="Malgun Gothic" w:hAnsi="Malgun Gothic" w:cs="Malgun Gothic" w:eastAsia="Malgun Gothic"/>
+          <w:b w:val="0"/>
+          <w:i/>
+          <w:color w:val="404040"/>
+          <w:sz w:val="20"/>
+        </w:rPr>
+        <w:t>그 제안을 지지해요. 다만 조건이 있어요. 거절하는 법도 배워야 해요. 안 그러면 석 달 뒤에 완전히 지칠 거예요.</w:t>
+      </w:r>
+    </w:p>
+    <w:tbl>
+      <w:tblPr>
+        <w:tblW w:type="auto" w:w="0"/>
+        <w:tblLayout w:type="fixed"/>
+        <w:tblLook w:firstColumn="1" w:firstRow="1" w:lastColumn="0" w:lastRow="0" w:noHBand="0" w:noVBand="1" w:val="04A0"/>
+      </w:tblPr>
+      <w:tblGrid>
+        <w:gridCol w:w="4819"/>
+        <w:gridCol w:w="4819"/>
+      </w:tblGrid>
+      <w:tr>
+        <w:tc>
+          <w:tcPr>
+            <w:tcW w:type="dxa" w:w="1500"/>
+            <w:tcBorders>
+              <w:top w:val="single" w:color="BFBFBF" w:sz="4"/>
+              <w:left w:val="single" w:color="BFBFBF" w:sz="4"/>
+              <w:bottom w:val="single" w:color="BFBFBF" w:sz="4"/>
+              <w:right w:val="single" w:color="BFBFBF" w:sz="4"/>
+            </w:tcBorders>
+            <w:shd w:fill="DEEAF6" w:color="auto" w:val="clear"/>
+          </w:tcPr>
+          <w:p>
+            <w:r>
+              <w:rPr>
+                <w:rFonts w:ascii="Malgun Gothic" w:hAnsi="Malgun Gothic" w:cs="Malgun Gothic" w:eastAsia="Malgun Gothic"/>
+                <w:b/>
+                <w:i w:val="0"/>
+                <w:color w:val="1F3864"/>
+                <w:sz w:val="20"/>
+              </w:rPr>
+              <w:t>주요 단어</w:t>
+            </w:r>
+          </w:p>
+        </w:tc>
+        <w:tc>
+          <w:tcPr>
+            <w:tcW w:type="dxa" w:w="8138"/>
+            <w:tcBorders>
+              <w:top w:val="single" w:color="BFBFBF" w:sz="4"/>
+              <w:left w:val="single" w:color="BFBFBF" w:sz="4"/>
+              <w:bottom w:val="single" w:color="BFBFBF" w:sz="4"/>
+              <w:right w:val="single" w:color="BFBFBF" w:sz="4"/>
+            </w:tcBorders>
+          </w:tcPr>
+          <w:p>
+            <w:pPr>
+              <w:spacing w:after="40"/>
+            </w:pPr>
+            <w:r>
+              <w:rPr>
+                <w:rFonts w:ascii="Arial" w:hAnsi="Arial" w:cs="Arial" w:eastAsia="Malgun Gothic"/>
+                <w:b/>
+                <w:i w:val="0"/>
+                <w:sz w:val="20"/>
+              </w:rPr>
+              <w:t>die Auflage, -n</w:t>
+            </w:r>
+            <w:r>
+              <w:rPr>
+                <w:rFonts w:ascii="Malgun Gothic" w:hAnsi="Malgun Gothic" w:cs="Malgun Gothic" w:eastAsia="Malgun Gothic"/>
+                <w:b w:val="0"/>
+                <w:i w:val="0"/>
+                <w:sz w:val="20"/>
+              </w:rPr>
+              <w:t xml:space="preserve">  —  조건</w:t>
+            </w:r>
+          </w:p>
+          <w:p>
+            <w:pPr>
+              <w:spacing w:after="40"/>
+            </w:pPr>
+            <w:r>
+              <w:rPr>
+                <w:rFonts w:ascii="Arial" w:hAnsi="Arial" w:cs="Arial" w:eastAsia="Malgun Gothic"/>
+                <w:b/>
+                <w:i w:val="0"/>
+                <w:sz w:val="20"/>
+              </w:rPr>
+              <w:t>ausgebrannt</w:t>
+            </w:r>
+            <w:r>
+              <w:rPr>
+                <w:rFonts w:ascii="Malgun Gothic" w:hAnsi="Malgun Gothic" w:cs="Malgun Gothic" w:eastAsia="Malgun Gothic"/>
+                <w:b w:val="0"/>
+                <w:i w:val="0"/>
+                <w:sz w:val="20"/>
+              </w:rPr>
+              <w:t xml:space="preserve">  —  완전히 소진된</w:t>
+            </w:r>
+          </w:p>
+          <w:p>
+            <w:pPr>
+              <w:spacing w:after="40"/>
+            </w:pPr>
+            <w:r>
+              <w:rPr>
+                <w:rFonts w:ascii="Arial" w:hAnsi="Arial" w:cs="Arial" w:eastAsia="Malgun Gothic"/>
+                <w:b/>
+                <w:i w:val="0"/>
+                <w:sz w:val="20"/>
+              </w:rPr>
+              <w:t>nein sagen</w:t>
+            </w:r>
+            <w:r>
+              <w:rPr>
+                <w:rFonts w:ascii="Malgun Gothic" w:hAnsi="Malgun Gothic" w:cs="Malgun Gothic" w:eastAsia="Malgun Gothic"/>
+                <w:b w:val="0"/>
+                <w:i w:val="0"/>
+                <w:sz w:val="20"/>
+              </w:rPr>
+              <w:t xml:space="preserve">  —  거절하다</w:t>
+            </w:r>
+          </w:p>
+        </w:tc>
+      </w:tr>
+      <w:tr>
+        <w:tc>
+          <w:tcPr>
+            <w:tcW w:type="dxa" w:w="1500"/>
+            <w:tcBorders>
+              <w:top w:val="single" w:color="BFBFBF" w:sz="4"/>
+              <w:left w:val="single" w:color="BFBFBF" w:sz="4"/>
+              <w:bottom w:val="single" w:color="BFBFBF" w:sz="4"/>
+              <w:right w:val="single" w:color="BFBFBF" w:sz="4"/>
+            </w:tcBorders>
+            <w:shd w:fill="DEEAF6" w:color="auto" w:val="clear"/>
+          </w:tcPr>
+          <w:p>
+            <w:r>
+              <w:rPr>
+                <w:rFonts w:ascii="Malgun Gothic" w:hAnsi="Malgun Gothic" w:cs="Malgun Gothic" w:eastAsia="Malgun Gothic"/>
+                <w:b/>
+                <w:i w:val="0"/>
+                <w:color w:val="1F3864"/>
+                <w:sz w:val="20"/>
+              </w:rPr>
+              <w:t>문법</w:t>
+            </w:r>
+          </w:p>
+        </w:tc>
+        <w:tc>
+          <w:tcPr>
+            <w:tcW w:type="dxa" w:w="8138"/>
+            <w:tcBorders>
+              <w:top w:val="single" w:color="BFBFBF" w:sz="4"/>
+              <w:left w:val="single" w:color="BFBFBF" w:sz="4"/>
+              <w:bottom w:val="single" w:color="BFBFBF" w:sz="4"/>
+              <w:right w:val="single" w:color="BFBFBF" w:sz="4"/>
+            </w:tcBorders>
+          </w:tcPr>
+          <w:p>
+            <w:pPr>
+              <w:spacing w:after="40"/>
+            </w:pPr>
+            <w:r>
+              <w:rPr>
+                <w:rFonts w:ascii="Malgun Gothic" w:hAnsi="Malgun Gothic" w:cs="Malgun Gothic" w:eastAsia="Malgun Gothic"/>
+                <w:b w:val="0"/>
+                <w:i w:val="0"/>
+                <w:sz w:val="20"/>
+              </w:rPr>
+              <w:t>Er muss auch lernen, Nein zu sagen에서 lernen + zu 부정형이 쓰입니다. Sonst ist er in drei Monaten ausgebrannt에서 sonst는 그렇지 않으면입니다.</w:t>
+            </w:r>
+          </w:p>
+        </w:tc>
+      </w:tr>
+      <w:tr>
+        <w:tc>
+          <w:tcPr>
+            <w:tcW w:type="dxa" w:w="1500"/>
+            <w:tcBorders>
+              <w:top w:val="single" w:color="BFBFBF" w:sz="4"/>
+              <w:left w:val="single" w:color="BFBFBF" w:sz="4"/>
+              <w:bottom w:val="single" w:color="BFBFBF" w:sz="4"/>
+              <w:right w:val="single" w:color="BFBFBF" w:sz="4"/>
+            </w:tcBorders>
+            <w:shd w:fill="DEEAF6" w:color="auto" w:val="clear"/>
+          </w:tcPr>
+          <w:p>
+            <w:r>
+              <w:rPr>
+                <w:rFonts w:ascii="Malgun Gothic" w:hAnsi="Malgun Gothic" w:cs="Malgun Gothic" w:eastAsia="Malgun Gothic"/>
+                <w:b/>
+                <w:i w:val="0"/>
+                <w:color w:val="1F3864"/>
+                <w:sz w:val="20"/>
+              </w:rPr>
+              <w:t>표현</w:t>
+            </w:r>
+          </w:p>
+        </w:tc>
+        <w:tc>
+          <w:tcPr>
+            <w:tcW w:type="dxa" w:w="8138"/>
+            <w:tcBorders>
+              <w:top w:val="single" w:color="BFBFBF" w:sz="4"/>
+              <w:left w:val="single" w:color="BFBFBF" w:sz="4"/>
+              <w:bottom w:val="single" w:color="BFBFBF" w:sz="4"/>
+              <w:right w:val="single" w:color="BFBFBF" w:sz="4"/>
+            </w:tcBorders>
+          </w:tcPr>
+          <w:p>
+            <w:pPr>
+              <w:spacing w:after="40"/>
+            </w:pPr>
+            <w:r>
+              <w:rPr>
+                <w:rFonts w:ascii="Malgun Gothic" w:hAnsi="Malgun Gothic" w:cs="Malgun Gothic" w:eastAsia="Malgun Gothic"/>
+                <w:b w:val="0"/>
+                <w:i w:val="0"/>
+                <w:sz w:val="20"/>
+              </w:rPr>
+              <w:t>mit einer Auflage는 mit + 3격입니다.</w:t>
+            </w:r>
+          </w:p>
+        </w:tc>
+      </w:tr>
+      <w:tr>
+        <w:tc>
+          <w:tcPr>
+            <w:tcW w:type="dxa" w:w="1500"/>
+            <w:tcBorders>
+              <w:top w:val="single" w:color="BFBFBF" w:sz="4"/>
+              <w:left w:val="single" w:color="BFBFBF" w:sz="4"/>
+              <w:bottom w:val="single" w:color="BFBFBF" w:sz="4"/>
+              <w:right w:val="single" w:color="BFBFBF" w:sz="4"/>
+            </w:tcBorders>
+            <w:shd w:fill="DEEAF6" w:color="auto" w:val="clear"/>
+          </w:tcPr>
+          <w:p>
+            <w:r>
+              <w:rPr>
+                <w:rFonts w:ascii="Malgun Gothic" w:hAnsi="Malgun Gothic" w:cs="Malgun Gothic" w:eastAsia="Malgun Gothic"/>
+                <w:b/>
+                <w:i w:val="0"/>
+                <w:color w:val="1F3864"/>
+                <w:sz w:val="20"/>
+              </w:rPr>
+              <w:t>시제</w:t>
+            </w:r>
+          </w:p>
+        </w:tc>
+        <w:tc>
+          <w:tcPr>
+            <w:tcW w:type="dxa" w:w="8138"/>
+            <w:tcBorders>
+              <w:top w:val="single" w:color="BFBFBF" w:sz="4"/>
+              <w:left w:val="single" w:color="BFBFBF" w:sz="4"/>
+              <w:bottom w:val="single" w:color="BFBFBF" w:sz="4"/>
+              <w:right w:val="single" w:color="BFBFBF" w:sz="4"/>
+            </w:tcBorders>
+          </w:tcPr>
+          <w:p>
+            <w:pPr>
+              <w:spacing w:after="40"/>
+            </w:pPr>
+            <w:r>
+              <w:rPr>
+                <w:rFonts w:ascii="Malgun Gothic" w:hAnsi="Malgun Gothic" w:cs="Malgun Gothic" w:eastAsia="Malgun Gothic"/>
+                <w:b w:val="0"/>
+                <w:i w:val="0"/>
+                <w:sz w:val="20"/>
+              </w:rPr>
+              <w:t>unterstütze, muss, ist는 현재형입니다.</w:t>
+            </w:r>
+          </w:p>
+        </w:tc>
+      </w:tr>
+    </w:tbl>
+    <w:p>
+      <w:pPr>
+        <w:spacing w:after="0"/>
+      </w:pPr>
+    </w:p>
+    <w:p>
+      <w:pPr>
+        <w:keepNext/>
+        <w:spacing w:before="160"/>
+      </w:pPr>
+      <w:r>
+        <w:rPr>
+          <w:rFonts w:ascii="Arial" w:hAnsi="Arial" w:cs="Arial" w:eastAsia="Malgun Gothic"/>
+          <w:b/>
+          <w:i w:val="0"/>
+          <w:sz w:val="22"/>
+        </w:rPr>
+        <w:t>30. Jonas: Ich lache, weil sie recht hat. Ich habe ein Leben lang Ja gesagt zu allem, was Erwartung hieß. Nein ist das Wort, das ich am dringendsten lernen muss.</w:t>
+      </w:r>
+    </w:p>
+    <w:p>
+      <w:pPr>
+        <w:keepNext/>
+        <w:ind w:left="340"/>
+      </w:pPr>
+      <w:r>
+        <w:rPr>
+          <w:rFonts w:ascii="Malgun Gothic" w:hAnsi="Malgun Gothic" w:cs="Malgun Gothic" w:eastAsia="Malgun Gothic"/>
+          <w:b w:val="0"/>
+          <w:i/>
+          <w:color w:val="404040"/>
+          <w:sz w:val="20"/>
+        </w:rPr>
+        <w:t>맞는 말이라 웃는다. 평생 기대라고 불리는 모든 것에 예라고 말해 왔다. 아니오는 내가 가장 절실히 배워야 할 말이다.</w:t>
+      </w:r>
+    </w:p>
+    <w:tbl>
+      <w:tblPr>
+        <w:tblW w:type="auto" w:w="0"/>
+        <w:tblLayout w:type="fixed"/>
+        <w:tblLook w:firstColumn="1" w:firstRow="1" w:lastColumn="0" w:lastRow="0" w:noHBand="0" w:noVBand="1" w:val="04A0"/>
+      </w:tblPr>
+      <w:tblGrid>
+        <w:gridCol w:w="4819"/>
+        <w:gridCol w:w="4819"/>
+      </w:tblGrid>
+      <w:tr>
+        <w:tc>
+          <w:tcPr>
+            <w:tcW w:type="dxa" w:w="1500"/>
+            <w:tcBorders>
+              <w:top w:val="single" w:color="BFBFBF" w:sz="4"/>
+              <w:left w:val="single" w:color="BFBFBF" w:sz="4"/>
+              <w:bottom w:val="single" w:color="BFBFBF" w:sz="4"/>
+              <w:right w:val="single" w:color="BFBFBF" w:sz="4"/>
+            </w:tcBorders>
+            <w:shd w:fill="DEEAF6" w:color="auto" w:val="clear"/>
+          </w:tcPr>
+          <w:p>
+            <w:r>
+              <w:rPr>
+                <w:rFonts w:ascii="Malgun Gothic" w:hAnsi="Malgun Gothic" w:cs="Malgun Gothic" w:eastAsia="Malgun Gothic"/>
+                <w:b/>
+                <w:i w:val="0"/>
+                <w:color w:val="1F3864"/>
+                <w:sz w:val="20"/>
+              </w:rPr>
+              <w:t>주요 단어</w:t>
+            </w:r>
+          </w:p>
+        </w:tc>
+        <w:tc>
+          <w:tcPr>
+            <w:tcW w:type="dxa" w:w="8138"/>
+            <w:tcBorders>
+              <w:top w:val="single" w:color="BFBFBF" w:sz="4"/>
+              <w:left w:val="single" w:color="BFBFBF" w:sz="4"/>
+              <w:bottom w:val="single" w:color="BFBFBF" w:sz="4"/>
+              <w:right w:val="single" w:color="BFBFBF" w:sz="4"/>
+            </w:tcBorders>
+          </w:tcPr>
+          <w:p>
+            <w:pPr>
+              <w:spacing w:after="40"/>
+            </w:pPr>
+            <w:r>
+              <w:rPr>
+                <w:rFonts w:ascii="Arial" w:hAnsi="Arial" w:cs="Arial" w:eastAsia="Malgun Gothic"/>
+                <w:b/>
+                <w:i w:val="0"/>
+                <w:sz w:val="20"/>
+              </w:rPr>
+              <w:t>dringend</w:t>
+            </w:r>
+            <w:r>
+              <w:rPr>
+                <w:rFonts w:ascii="Malgun Gothic" w:hAnsi="Malgun Gothic" w:cs="Malgun Gothic" w:eastAsia="Malgun Gothic"/>
+                <w:b w:val="0"/>
+                <w:i w:val="0"/>
+                <w:sz w:val="20"/>
+              </w:rPr>
+              <w:t xml:space="preserve">  —  절실한</w:t>
+            </w:r>
+          </w:p>
+          <w:p>
+            <w:pPr>
+              <w:spacing w:after="40"/>
+            </w:pPr>
+            <w:r>
+              <w:rPr>
+                <w:rFonts w:ascii="Arial" w:hAnsi="Arial" w:cs="Arial" w:eastAsia="Malgun Gothic"/>
+                <w:b/>
+                <w:i w:val="0"/>
+                <w:sz w:val="20"/>
+              </w:rPr>
+              <w:t>die Erwartung, -en</w:t>
+            </w:r>
+            <w:r>
+              <w:rPr>
+                <w:rFonts w:ascii="Malgun Gothic" w:hAnsi="Malgun Gothic" w:cs="Malgun Gothic" w:eastAsia="Malgun Gothic"/>
+                <w:b w:val="0"/>
+                <w:i w:val="0"/>
+                <w:sz w:val="20"/>
+              </w:rPr>
+              <w:t xml:space="preserve">  —  기대</w:t>
+            </w:r>
+          </w:p>
+          <w:p>
+            <w:pPr>
+              <w:spacing w:after="40"/>
+            </w:pPr>
+            <w:r>
+              <w:rPr>
+                <w:rFonts w:ascii="Arial" w:hAnsi="Arial" w:cs="Arial" w:eastAsia="Malgun Gothic"/>
+                <w:b/>
+                <w:i w:val="0"/>
+                <w:sz w:val="20"/>
+              </w:rPr>
+              <w:t>recht haben</w:t>
+            </w:r>
+            <w:r>
+              <w:rPr>
+                <w:rFonts w:ascii="Malgun Gothic" w:hAnsi="Malgun Gothic" w:cs="Malgun Gothic" w:eastAsia="Malgun Gothic"/>
+                <w:b w:val="0"/>
+                <w:i w:val="0"/>
+                <w:sz w:val="20"/>
+              </w:rPr>
+              <w:t xml:space="preserve">  —  옳다</w:t>
+            </w:r>
+          </w:p>
+        </w:tc>
+      </w:tr>
+      <w:tr>
+        <w:tc>
+          <w:tcPr>
+            <w:tcW w:type="dxa" w:w="1500"/>
+            <w:tcBorders>
+              <w:top w:val="single" w:color="BFBFBF" w:sz="4"/>
+              <w:left w:val="single" w:color="BFBFBF" w:sz="4"/>
+              <w:bottom w:val="single" w:color="BFBFBF" w:sz="4"/>
+              <w:right w:val="single" w:color="BFBFBF" w:sz="4"/>
+            </w:tcBorders>
+            <w:shd w:fill="DEEAF6" w:color="auto" w:val="clear"/>
+          </w:tcPr>
+          <w:p>
+            <w:r>
+              <w:rPr>
+                <w:rFonts w:ascii="Malgun Gothic" w:hAnsi="Malgun Gothic" w:cs="Malgun Gothic" w:eastAsia="Malgun Gothic"/>
+                <w:b/>
+                <w:i w:val="0"/>
+                <w:color w:val="1F3864"/>
+                <w:sz w:val="20"/>
+              </w:rPr>
+              <w:t>문법</w:t>
+            </w:r>
+          </w:p>
+        </w:tc>
+        <w:tc>
+          <w:tcPr>
+            <w:tcW w:type="dxa" w:w="8138"/>
+            <w:tcBorders>
+              <w:top w:val="single" w:color="BFBFBF" w:sz="4"/>
+              <w:left w:val="single" w:color="BFBFBF" w:sz="4"/>
+              <w:bottom w:val="single" w:color="BFBFBF" w:sz="4"/>
+              <w:right w:val="single" w:color="BFBFBF" w:sz="4"/>
+            </w:tcBorders>
+          </w:tcPr>
+          <w:p>
+            <w:pPr>
+              <w:spacing w:after="40"/>
+            </w:pPr>
+            <w:r>
+              <w:rPr>
+                <w:rFonts w:ascii="Malgun Gothic" w:hAnsi="Malgun Gothic" w:cs="Malgun Gothic" w:eastAsia="Malgun Gothic"/>
+                <w:b w:val="0"/>
+                <w:i w:val="0"/>
+                <w:sz w:val="20"/>
+              </w:rPr>
+              <w:t>Ich habe ein Leben lang Ja gesagt zu allem, was Erwartung hieß에서 was절의 hieß가 끝에 옵니다. das Wort, das ich am dringendsten lernen muss는 최상급 부사 구문입니다.</w:t>
+            </w:r>
+          </w:p>
+        </w:tc>
+      </w:tr>
+      <w:tr>
+        <w:tc>
+          <w:tcPr>
+            <w:tcW w:type="dxa" w:w="1500"/>
+            <w:tcBorders>
+              <w:top w:val="single" w:color="BFBFBF" w:sz="4"/>
+              <w:left w:val="single" w:color="BFBFBF" w:sz="4"/>
+              <w:bottom w:val="single" w:color="BFBFBF" w:sz="4"/>
+              <w:right w:val="single" w:color="BFBFBF" w:sz="4"/>
+            </w:tcBorders>
+            <w:shd w:fill="DEEAF6" w:color="auto" w:val="clear"/>
+          </w:tcPr>
+          <w:p>
+            <w:r>
+              <w:rPr>
+                <w:rFonts w:ascii="Malgun Gothic" w:hAnsi="Malgun Gothic" w:cs="Malgun Gothic" w:eastAsia="Malgun Gothic"/>
+                <w:b/>
+                <w:i w:val="0"/>
+                <w:color w:val="1F3864"/>
+                <w:sz w:val="20"/>
+              </w:rPr>
+              <w:t>표현</w:t>
+            </w:r>
+          </w:p>
+        </w:tc>
+        <w:tc>
+          <w:tcPr>
+            <w:tcW w:type="dxa" w:w="8138"/>
+            <w:tcBorders>
+              <w:top w:val="single" w:color="BFBFBF" w:sz="4"/>
+              <w:left w:val="single" w:color="BFBFBF" w:sz="4"/>
+              <w:bottom w:val="single" w:color="BFBFBF" w:sz="4"/>
+              <w:right w:val="single" w:color="BFBFBF" w:sz="4"/>
+            </w:tcBorders>
+          </w:tcPr>
+          <w:p>
+            <w:pPr>
+              <w:spacing w:after="40"/>
+            </w:pPr>
+            <w:r>
+              <w:rPr>
+                <w:rFonts w:ascii="Malgun Gothic" w:hAnsi="Malgun Gothic" w:cs="Malgun Gothic" w:eastAsia="Malgun Gothic"/>
+                <w:b w:val="0"/>
+                <w:i w:val="0"/>
+                <w:sz w:val="20"/>
+              </w:rPr>
+              <w:t>ein Leben lang은 평생이라는 표현입니다.</w:t>
+            </w:r>
+          </w:p>
+        </w:tc>
+      </w:tr>
+      <w:tr>
+        <w:tc>
+          <w:tcPr>
+            <w:tcW w:type="dxa" w:w="1500"/>
+            <w:tcBorders>
+              <w:top w:val="single" w:color="BFBFBF" w:sz="4"/>
+              <w:left w:val="single" w:color="BFBFBF" w:sz="4"/>
+              <w:bottom w:val="single" w:color="BFBFBF" w:sz="4"/>
+              <w:right w:val="single" w:color="BFBFBF" w:sz="4"/>
+            </w:tcBorders>
+            <w:shd w:fill="DEEAF6" w:color="auto" w:val="clear"/>
+          </w:tcPr>
+          <w:p>
+            <w:r>
+              <w:rPr>
+                <w:rFonts w:ascii="Malgun Gothic" w:hAnsi="Malgun Gothic" w:cs="Malgun Gothic" w:eastAsia="Malgun Gothic"/>
+                <w:b/>
+                <w:i w:val="0"/>
+                <w:color w:val="1F3864"/>
+                <w:sz w:val="20"/>
+              </w:rPr>
+              <w:t>시제</w:t>
+            </w:r>
+          </w:p>
+        </w:tc>
+        <w:tc>
+          <w:tcPr>
+            <w:tcW w:type="dxa" w:w="8138"/>
+            <w:tcBorders>
+              <w:top w:val="single" w:color="BFBFBF" w:sz="4"/>
+              <w:left w:val="single" w:color="BFBFBF" w:sz="4"/>
+              <w:bottom w:val="single" w:color="BFBFBF" w:sz="4"/>
+              <w:right w:val="single" w:color="BFBFBF" w:sz="4"/>
+            </w:tcBorders>
+          </w:tcPr>
+          <w:p>
+            <w:pPr>
+              <w:spacing w:after="40"/>
+            </w:pPr>
+            <w:r>
+              <w:rPr>
+                <w:rFonts w:ascii="Malgun Gothic" w:hAnsi="Malgun Gothic" w:cs="Malgun Gothic" w:eastAsia="Malgun Gothic"/>
+                <w:b w:val="0"/>
+                <w:i w:val="0"/>
+                <w:sz w:val="20"/>
+              </w:rPr>
+              <w:t>lache, hat, ist, muss는 현재형이고 habe ... gesagt는 현재완료, hieß는 과거형입니다.</w:t>
+            </w:r>
+          </w:p>
+        </w:tc>
+      </w:tr>
+    </w:tbl>
+    <w:p>
+      <w:pPr>
+        <w:spacing w:after="0"/>
+      </w:pPr>
+    </w:p>
+    <w:p>
+      <w:pPr>
+        <w:keepNext/>
+        <w:spacing w:before="160"/>
+      </w:pPr>
+      <w:r>
+        <w:rPr>
+          <w:rFonts w:ascii="Arial" w:hAnsi="Arial" w:cs="Arial" w:eastAsia="Malgun Gothic"/>
+          <w:b/>
+          <w:i w:val="0"/>
+          <w:sz w:val="22"/>
+        </w:rPr>
+        <w:t>31. Elif: Dann üben wir es gleich. Ich frage dich etwas, und du sagst Nein. „Willst du zu jeder Sitzung kommen, auch wenn du müde bist?"</w:t>
+      </w:r>
+    </w:p>
+    <w:p>
+      <w:pPr>
+        <w:keepNext/>
+        <w:ind w:left="340"/>
+      </w:pPr>
+      <w:r>
+        <w:rPr>
+          <w:rFonts w:ascii="Malgun Gothic" w:hAnsi="Malgun Gothic" w:cs="Malgun Gothic" w:eastAsia="Malgun Gothic"/>
+          <w:b w:val="0"/>
+          <w:i/>
+          <w:color w:val="404040"/>
+          <w:sz w:val="20"/>
+        </w:rPr>
+        <w:t>그럼 지금 바로 연습해요. 내가 물으면 넌 아니오라고 해. 피곤해도 모든 회의에 올 거야?</w:t>
+      </w:r>
+    </w:p>
+    <w:tbl>
+      <w:tblPr>
+        <w:tblW w:type="auto" w:w="0"/>
+        <w:tblLayout w:type="fixed"/>
+        <w:tblLook w:firstColumn="1" w:firstRow="1" w:lastColumn="0" w:lastRow="0" w:noHBand="0" w:noVBand="1" w:val="04A0"/>
+      </w:tblPr>
+      <w:tblGrid>
+        <w:gridCol w:w="4819"/>
+        <w:gridCol w:w="4819"/>
+      </w:tblGrid>
+      <w:tr>
+        <w:tc>
+          <w:tcPr>
+            <w:tcW w:type="dxa" w:w="1500"/>
+            <w:tcBorders>
+              <w:top w:val="single" w:color="BFBFBF" w:sz="4"/>
+              <w:left w:val="single" w:color="BFBFBF" w:sz="4"/>
+              <w:bottom w:val="single" w:color="BFBFBF" w:sz="4"/>
+              <w:right w:val="single" w:color="BFBFBF" w:sz="4"/>
+            </w:tcBorders>
+            <w:shd w:fill="DEEAF6" w:color="auto" w:val="clear"/>
+          </w:tcPr>
+          <w:p>
+            <w:r>
+              <w:rPr>
+                <w:rFonts w:ascii="Malgun Gothic" w:hAnsi="Malgun Gothic" w:cs="Malgun Gothic" w:eastAsia="Malgun Gothic"/>
+                <w:b/>
+                <w:i w:val="0"/>
+                <w:color w:val="1F3864"/>
+                <w:sz w:val="20"/>
+              </w:rPr>
+              <w:t>주요 단어</w:t>
+            </w:r>
+          </w:p>
+        </w:tc>
+        <w:tc>
+          <w:tcPr>
+            <w:tcW w:type="dxa" w:w="8138"/>
+            <w:tcBorders>
+              <w:top w:val="single" w:color="BFBFBF" w:sz="4"/>
+              <w:left w:val="single" w:color="BFBFBF" w:sz="4"/>
+              <w:bottom w:val="single" w:color="BFBFBF" w:sz="4"/>
+              <w:right w:val="single" w:color="BFBFBF" w:sz="4"/>
+            </w:tcBorders>
+          </w:tcPr>
+          <w:p>
+            <w:pPr>
+              <w:spacing w:after="40"/>
+            </w:pPr>
+            <w:r>
+              <w:rPr>
+                <w:rFonts w:ascii="Arial" w:hAnsi="Arial" w:cs="Arial" w:eastAsia="Malgun Gothic"/>
+                <w:b/>
+                <w:i w:val="0"/>
+                <w:sz w:val="20"/>
+              </w:rPr>
+              <w:t>üben</w:t>
+            </w:r>
+            <w:r>
+              <w:rPr>
+                <w:rFonts w:ascii="Malgun Gothic" w:hAnsi="Malgun Gothic" w:cs="Malgun Gothic" w:eastAsia="Malgun Gothic"/>
+                <w:b w:val="0"/>
+                <w:i w:val="0"/>
+                <w:sz w:val="20"/>
+              </w:rPr>
+              <w:t xml:space="preserve">  —  연습하다</w:t>
+            </w:r>
+          </w:p>
+          <w:p>
+            <w:pPr>
+              <w:spacing w:after="40"/>
+            </w:pPr>
+            <w:r>
+              <w:rPr>
+                <w:rFonts w:ascii="Arial" w:hAnsi="Arial" w:cs="Arial" w:eastAsia="Malgun Gothic"/>
+                <w:b/>
+                <w:i w:val="0"/>
+                <w:sz w:val="20"/>
+              </w:rPr>
+              <w:t>die Sitzung, -en</w:t>
+            </w:r>
+            <w:r>
+              <w:rPr>
+                <w:rFonts w:ascii="Malgun Gothic" w:hAnsi="Malgun Gothic" w:cs="Malgun Gothic" w:eastAsia="Malgun Gothic"/>
+                <w:b w:val="0"/>
+                <w:i w:val="0"/>
+                <w:sz w:val="20"/>
+              </w:rPr>
+              <w:t xml:space="preserve">  —  회의</w:t>
+            </w:r>
+          </w:p>
+          <w:p>
+            <w:pPr>
+              <w:spacing w:after="40"/>
+            </w:pPr>
+            <w:r>
+              <w:rPr>
+                <w:rFonts w:ascii="Arial" w:hAnsi="Arial" w:cs="Arial" w:eastAsia="Malgun Gothic"/>
+                <w:b/>
+                <w:i w:val="0"/>
+                <w:sz w:val="20"/>
+              </w:rPr>
+              <w:t>müde</w:t>
+            </w:r>
+            <w:r>
+              <w:rPr>
+                <w:rFonts w:ascii="Malgun Gothic" w:hAnsi="Malgun Gothic" w:cs="Malgun Gothic" w:eastAsia="Malgun Gothic"/>
+                <w:b w:val="0"/>
+                <w:i w:val="0"/>
+                <w:sz w:val="20"/>
+              </w:rPr>
+              <w:t xml:space="preserve">  —  피곤한</w:t>
+            </w:r>
+          </w:p>
+        </w:tc>
+      </w:tr>
+      <w:tr>
+        <w:tc>
+          <w:tcPr>
+            <w:tcW w:type="dxa" w:w="1500"/>
+            <w:tcBorders>
+              <w:top w:val="single" w:color="BFBFBF" w:sz="4"/>
+              <w:left w:val="single" w:color="BFBFBF" w:sz="4"/>
+              <w:bottom w:val="single" w:color="BFBFBF" w:sz="4"/>
+              <w:right w:val="single" w:color="BFBFBF" w:sz="4"/>
+            </w:tcBorders>
+            <w:shd w:fill="DEEAF6" w:color="auto" w:val="clear"/>
+          </w:tcPr>
+          <w:p>
+            <w:r>
+              <w:rPr>
+                <w:rFonts w:ascii="Malgun Gothic" w:hAnsi="Malgun Gothic" w:cs="Malgun Gothic" w:eastAsia="Malgun Gothic"/>
+                <w:b/>
+                <w:i w:val="0"/>
+                <w:color w:val="1F3864"/>
+                <w:sz w:val="20"/>
+              </w:rPr>
+              <w:t>문법</w:t>
+            </w:r>
+          </w:p>
+        </w:tc>
+        <w:tc>
+          <w:tcPr>
+            <w:tcW w:type="dxa" w:w="8138"/>
+            <w:tcBorders>
+              <w:top w:val="single" w:color="BFBFBF" w:sz="4"/>
+              <w:left w:val="single" w:color="BFBFBF" w:sz="4"/>
+              <w:bottom w:val="single" w:color="BFBFBF" w:sz="4"/>
+              <w:right w:val="single" w:color="BFBFBF" w:sz="4"/>
+            </w:tcBorders>
+          </w:tcPr>
+          <w:p>
+            <w:pPr>
+              <w:spacing w:after="40"/>
+            </w:pPr>
+            <w:r>
+              <w:rPr>
+                <w:rFonts w:ascii="Malgun Gothic" w:hAnsi="Malgun Gothic" w:cs="Malgun Gothic" w:eastAsia="Malgun Gothic"/>
+                <w:b w:val="0"/>
+                <w:i w:val="0"/>
+                <w:sz w:val="20"/>
+              </w:rPr>
+              <w:t>Ich frage dich etwas, und du sagst Nein은 두 주절의 병렬입니다. Willst du zu jeder Sitzung kommen, auch wenn du müde bist?에서 wenn절의 bist가 끝에 옵니다.</w:t>
+            </w:r>
+          </w:p>
+        </w:tc>
+      </w:tr>
+      <w:tr>
+        <w:tc>
+          <w:tcPr>
+            <w:tcW w:type="dxa" w:w="1500"/>
+            <w:tcBorders>
+              <w:top w:val="single" w:color="BFBFBF" w:sz="4"/>
+              <w:left w:val="single" w:color="BFBFBF" w:sz="4"/>
+              <w:bottom w:val="single" w:color="BFBFBF" w:sz="4"/>
+              <w:right w:val="single" w:color="BFBFBF" w:sz="4"/>
+            </w:tcBorders>
+            <w:shd w:fill="DEEAF6" w:color="auto" w:val="clear"/>
+          </w:tcPr>
+          <w:p>
+            <w:r>
+              <w:rPr>
+                <w:rFonts w:ascii="Malgun Gothic" w:hAnsi="Malgun Gothic" w:cs="Malgun Gothic" w:eastAsia="Malgun Gothic"/>
+                <w:b/>
+                <w:i w:val="0"/>
+                <w:color w:val="1F3864"/>
+                <w:sz w:val="20"/>
+              </w:rPr>
+              <w:t>표현</w:t>
+            </w:r>
+          </w:p>
+        </w:tc>
+        <w:tc>
+          <w:tcPr>
+            <w:tcW w:type="dxa" w:w="8138"/>
+            <w:tcBorders>
+              <w:top w:val="single" w:color="BFBFBF" w:sz="4"/>
+              <w:left w:val="single" w:color="BFBFBF" w:sz="4"/>
+              <w:bottom w:val="single" w:color="BFBFBF" w:sz="4"/>
+              <w:right w:val="single" w:color="BFBFBF" w:sz="4"/>
+            </w:tcBorders>
+          </w:tcPr>
+          <w:p>
+            <w:pPr>
+              <w:spacing w:after="40"/>
+            </w:pPr>
+            <w:r>
+              <w:rPr>
+                <w:rFonts w:ascii="Malgun Gothic" w:hAnsi="Malgun Gothic" w:cs="Malgun Gothic" w:eastAsia="Malgun Gothic"/>
+                <w:b w:val="0"/>
+                <w:i w:val="0"/>
+                <w:sz w:val="20"/>
+              </w:rPr>
+              <w:t>üben wir es gleich는 제안문입니다.</w:t>
+            </w:r>
+          </w:p>
+        </w:tc>
+      </w:tr>
+      <w:tr>
+        <w:tc>
+          <w:tcPr>
+            <w:tcW w:type="dxa" w:w="1500"/>
+            <w:tcBorders>
+              <w:top w:val="single" w:color="BFBFBF" w:sz="4"/>
+              <w:left w:val="single" w:color="BFBFBF" w:sz="4"/>
+              <w:bottom w:val="single" w:color="BFBFBF" w:sz="4"/>
+              <w:right w:val="single" w:color="BFBFBF" w:sz="4"/>
+            </w:tcBorders>
+            <w:shd w:fill="DEEAF6" w:color="auto" w:val="clear"/>
+          </w:tcPr>
+          <w:p>
+            <w:r>
+              <w:rPr>
+                <w:rFonts w:ascii="Malgun Gothic" w:hAnsi="Malgun Gothic" w:cs="Malgun Gothic" w:eastAsia="Malgun Gothic"/>
+                <w:b/>
+                <w:i w:val="0"/>
+                <w:color w:val="1F3864"/>
+                <w:sz w:val="20"/>
+              </w:rPr>
+              <w:t>시제</w:t>
+            </w:r>
+          </w:p>
+        </w:tc>
+        <w:tc>
+          <w:tcPr>
+            <w:tcW w:type="dxa" w:w="8138"/>
+            <w:tcBorders>
+              <w:top w:val="single" w:color="BFBFBF" w:sz="4"/>
+              <w:left w:val="single" w:color="BFBFBF" w:sz="4"/>
+              <w:bottom w:val="single" w:color="BFBFBF" w:sz="4"/>
+              <w:right w:val="single" w:color="BFBFBF" w:sz="4"/>
+            </w:tcBorders>
+          </w:tcPr>
+          <w:p>
+            <w:pPr>
+              <w:spacing w:after="40"/>
+            </w:pPr>
+            <w:r>
+              <w:rPr>
+                <w:rFonts w:ascii="Malgun Gothic" w:hAnsi="Malgun Gothic" w:cs="Malgun Gothic" w:eastAsia="Malgun Gothic"/>
+                <w:b w:val="0"/>
+                <w:i w:val="0"/>
+                <w:sz w:val="20"/>
+              </w:rPr>
+              <w:t>üben, frage, sagst, Willst, bist는 현재형입니다.</w:t>
+            </w:r>
+          </w:p>
+        </w:tc>
+      </w:tr>
+    </w:tbl>
+    <w:p>
+      <w:pPr>
+        <w:spacing w:after="0"/>
+      </w:pPr>
+    </w:p>
+    <w:p>
+      <w:pPr>
+        <w:keepNext/>
+        <w:spacing w:before="160"/>
+      </w:pPr>
+      <w:r>
+        <w:rPr>
+          <w:rFonts w:ascii="Arial" w:hAnsi="Arial" w:cs="Arial" w:eastAsia="Malgun Gothic"/>
+          <w:b/>
+          <w:i w:val="0"/>
+          <w:sz w:val="22"/>
+        </w:rPr>
+        <w:t>32. Jonas: Ja. Nein. Ich meine: Nein. Nein, nicht zu jeder. Zu den wichtigen. Und wenn ich müde bin, schicke ich eine Nachricht, statt mich zu quälen.</w:t>
+      </w:r>
+    </w:p>
+    <w:p>
+      <w:pPr>
+        <w:keepNext/>
+        <w:ind w:left="340"/>
+      </w:pPr>
+      <w:r>
+        <w:rPr>
+          <w:rFonts w:ascii="Malgun Gothic" w:hAnsi="Malgun Gothic" w:cs="Malgun Gothic" w:eastAsia="Malgun Gothic"/>
+          <w:b w:val="0"/>
+          <w:i/>
+          <w:color w:val="404040"/>
+          <w:sz w:val="20"/>
+        </w:rPr>
+        <w:t>예. 아니, 아니오. 아니오, 모든 회의에는 안 가. 중요한 회의에만. 그리고 피곤하면 스스로를 괴롭히는 대신 메시지를 보낼게.</w:t>
+      </w:r>
+    </w:p>
+    <w:tbl>
+      <w:tblPr>
+        <w:tblW w:type="auto" w:w="0"/>
+        <w:tblLayout w:type="fixed"/>
+        <w:tblLook w:firstColumn="1" w:firstRow="1" w:lastColumn="0" w:lastRow="0" w:noHBand="0" w:noVBand="1" w:val="04A0"/>
+      </w:tblPr>
+      <w:tblGrid>
+        <w:gridCol w:w="4819"/>
+        <w:gridCol w:w="4819"/>
+      </w:tblGrid>
+      <w:tr>
+        <w:tc>
+          <w:tcPr>
+            <w:tcW w:type="dxa" w:w="1500"/>
+            <w:tcBorders>
+              <w:top w:val="single" w:color="BFBFBF" w:sz="4"/>
+              <w:left w:val="single" w:color="BFBFBF" w:sz="4"/>
+              <w:bottom w:val="single" w:color="BFBFBF" w:sz="4"/>
+              <w:right w:val="single" w:color="BFBFBF" w:sz="4"/>
+            </w:tcBorders>
+            <w:shd w:fill="DEEAF6" w:color="auto" w:val="clear"/>
+          </w:tcPr>
+          <w:p>
+            <w:r>
+              <w:rPr>
+                <w:rFonts w:ascii="Malgun Gothic" w:hAnsi="Malgun Gothic" w:cs="Malgun Gothic" w:eastAsia="Malgun Gothic"/>
+                <w:b/>
+                <w:i w:val="0"/>
+                <w:color w:val="1F3864"/>
+                <w:sz w:val="20"/>
+              </w:rPr>
+              <w:t>주요 단어</w:t>
+            </w:r>
+          </w:p>
+        </w:tc>
+        <w:tc>
+          <w:tcPr>
+            <w:tcW w:type="dxa" w:w="8138"/>
+            <w:tcBorders>
+              <w:top w:val="single" w:color="BFBFBF" w:sz="4"/>
+              <w:left w:val="single" w:color="BFBFBF" w:sz="4"/>
+              <w:bottom w:val="single" w:color="BFBFBF" w:sz="4"/>
+              <w:right w:val="single" w:color="BFBFBF" w:sz="4"/>
+            </w:tcBorders>
+          </w:tcPr>
+          <w:p>
+            <w:pPr>
+              <w:spacing w:after="40"/>
+            </w:pPr>
+            <w:r>
+              <w:rPr>
+                <w:rFonts w:ascii="Arial" w:hAnsi="Arial" w:cs="Arial" w:eastAsia="Malgun Gothic"/>
+                <w:b/>
+                <w:i w:val="0"/>
+                <w:sz w:val="20"/>
+              </w:rPr>
+              <w:t>sich quälen</w:t>
+            </w:r>
+            <w:r>
+              <w:rPr>
+                <w:rFonts w:ascii="Malgun Gothic" w:hAnsi="Malgun Gothic" w:cs="Malgun Gothic" w:eastAsia="Malgun Gothic"/>
+                <w:b w:val="0"/>
+                <w:i w:val="0"/>
+                <w:sz w:val="20"/>
+              </w:rPr>
+              <w:t xml:space="preserve">  —  자신을 괴롭히다</w:t>
+            </w:r>
+          </w:p>
+          <w:p>
+            <w:pPr>
+              <w:spacing w:after="40"/>
+            </w:pPr>
+            <w:r>
+              <w:rPr>
+                <w:rFonts w:ascii="Arial" w:hAnsi="Arial" w:cs="Arial" w:eastAsia="Malgun Gothic"/>
+                <w:b/>
+                <w:i w:val="0"/>
+                <w:sz w:val="20"/>
+              </w:rPr>
+              <w:t>statt</w:t>
+            </w:r>
+            <w:r>
+              <w:rPr>
+                <w:rFonts w:ascii="Malgun Gothic" w:hAnsi="Malgun Gothic" w:cs="Malgun Gothic" w:eastAsia="Malgun Gothic"/>
+                <w:b w:val="0"/>
+                <w:i w:val="0"/>
+                <w:sz w:val="20"/>
+              </w:rPr>
+              <w:t xml:space="preserve">  —  ~하는 대신</w:t>
+            </w:r>
+          </w:p>
+          <w:p>
+            <w:pPr>
+              <w:spacing w:after="40"/>
+            </w:pPr>
+            <w:r>
+              <w:rPr>
+                <w:rFonts w:ascii="Arial" w:hAnsi="Arial" w:cs="Arial" w:eastAsia="Malgun Gothic"/>
+                <w:b/>
+                <w:i w:val="0"/>
+                <w:sz w:val="20"/>
+              </w:rPr>
+              <w:t>wichtig</w:t>
+            </w:r>
+            <w:r>
+              <w:rPr>
+                <w:rFonts w:ascii="Malgun Gothic" w:hAnsi="Malgun Gothic" w:cs="Malgun Gothic" w:eastAsia="Malgun Gothic"/>
+                <w:b w:val="0"/>
+                <w:i w:val="0"/>
+                <w:sz w:val="20"/>
+              </w:rPr>
+              <w:t xml:space="preserve">  —  중요한</w:t>
+            </w:r>
+          </w:p>
+        </w:tc>
+      </w:tr>
+      <w:tr>
+        <w:tc>
+          <w:tcPr>
+            <w:tcW w:type="dxa" w:w="1500"/>
+            <w:tcBorders>
+              <w:top w:val="single" w:color="BFBFBF" w:sz="4"/>
+              <w:left w:val="single" w:color="BFBFBF" w:sz="4"/>
+              <w:bottom w:val="single" w:color="BFBFBF" w:sz="4"/>
+              <w:right w:val="single" w:color="BFBFBF" w:sz="4"/>
+            </w:tcBorders>
+            <w:shd w:fill="DEEAF6" w:color="auto" w:val="clear"/>
+          </w:tcPr>
+          <w:p>
+            <w:r>
+              <w:rPr>
+                <w:rFonts w:ascii="Malgun Gothic" w:hAnsi="Malgun Gothic" w:cs="Malgun Gothic" w:eastAsia="Malgun Gothic"/>
+                <w:b/>
+                <w:i w:val="0"/>
+                <w:color w:val="1F3864"/>
+                <w:sz w:val="20"/>
+              </w:rPr>
+              <w:t>문법</w:t>
+            </w:r>
+          </w:p>
+        </w:tc>
+        <w:tc>
+          <w:tcPr>
+            <w:tcW w:type="dxa" w:w="8138"/>
+            <w:tcBorders>
+              <w:top w:val="single" w:color="BFBFBF" w:sz="4"/>
+              <w:left w:val="single" w:color="BFBFBF" w:sz="4"/>
+              <w:bottom w:val="single" w:color="BFBFBF" w:sz="4"/>
+              <w:right w:val="single" w:color="BFBFBF" w:sz="4"/>
+            </w:tcBorders>
+          </w:tcPr>
+          <w:p>
+            <w:pPr>
+              <w:spacing w:after="40"/>
+            </w:pPr>
+            <w:r>
+              <w:rPr>
+                <w:rFonts w:ascii="Malgun Gothic" w:hAnsi="Malgun Gothic" w:cs="Malgun Gothic" w:eastAsia="Malgun Gothic"/>
+                <w:b w:val="0"/>
+                <w:i w:val="0"/>
+                <w:sz w:val="20"/>
+              </w:rPr>
+              <w:t>schicke ich eine Nachricht, statt mich zu quälen에서 statt ... zu + 부정형이 쓰입니다. Nein, nicht zu jeder는 생략문입니다.</w:t>
+            </w:r>
+          </w:p>
+        </w:tc>
+      </w:tr>
+      <w:tr>
+        <w:tc>
+          <w:tcPr>
+            <w:tcW w:type="dxa" w:w="1500"/>
+            <w:tcBorders>
+              <w:top w:val="single" w:color="BFBFBF" w:sz="4"/>
+              <w:left w:val="single" w:color="BFBFBF" w:sz="4"/>
+              <w:bottom w:val="single" w:color="BFBFBF" w:sz="4"/>
+              <w:right w:val="single" w:color="BFBFBF" w:sz="4"/>
+            </w:tcBorders>
+            <w:shd w:fill="DEEAF6" w:color="auto" w:val="clear"/>
+          </w:tcPr>
+          <w:p>
+            <w:r>
+              <w:rPr>
+                <w:rFonts w:ascii="Malgun Gothic" w:hAnsi="Malgun Gothic" w:cs="Malgun Gothic" w:eastAsia="Malgun Gothic"/>
+                <w:b/>
+                <w:i w:val="0"/>
+                <w:color w:val="1F3864"/>
+                <w:sz w:val="20"/>
+              </w:rPr>
+              <w:t>표현</w:t>
+            </w:r>
+          </w:p>
+        </w:tc>
+        <w:tc>
+          <w:tcPr>
+            <w:tcW w:type="dxa" w:w="8138"/>
+            <w:tcBorders>
+              <w:top w:val="single" w:color="BFBFBF" w:sz="4"/>
+              <w:left w:val="single" w:color="BFBFBF" w:sz="4"/>
+              <w:bottom w:val="single" w:color="BFBFBF" w:sz="4"/>
+              <w:right w:val="single" w:color="BFBFBF" w:sz="4"/>
+            </w:tcBorders>
+          </w:tcPr>
+          <w:p>
+            <w:pPr>
+              <w:spacing w:after="40"/>
+            </w:pPr>
+            <w:r>
+              <w:rPr>
+                <w:rFonts w:ascii="Malgun Gothic" w:hAnsi="Malgun Gothic" w:cs="Malgun Gothic" w:eastAsia="Malgun Gothic"/>
+                <w:b w:val="0"/>
+                <w:i w:val="0"/>
+                <w:sz w:val="20"/>
+              </w:rPr>
+              <w:t>Ich meine: Nein은 정정하는 표현입니다.</w:t>
+            </w:r>
+          </w:p>
+        </w:tc>
+      </w:tr>
+      <w:tr>
+        <w:tc>
+          <w:tcPr>
+            <w:tcW w:type="dxa" w:w="1500"/>
+            <w:tcBorders>
+              <w:top w:val="single" w:color="BFBFBF" w:sz="4"/>
+              <w:left w:val="single" w:color="BFBFBF" w:sz="4"/>
+              <w:bottom w:val="single" w:color="BFBFBF" w:sz="4"/>
+              <w:right w:val="single" w:color="BFBFBF" w:sz="4"/>
+            </w:tcBorders>
+            <w:shd w:fill="DEEAF6" w:color="auto" w:val="clear"/>
+          </w:tcPr>
+          <w:p>
+            <w:r>
+              <w:rPr>
+                <w:rFonts w:ascii="Malgun Gothic" w:hAnsi="Malgun Gothic" w:cs="Malgun Gothic" w:eastAsia="Malgun Gothic"/>
+                <w:b/>
+                <w:i w:val="0"/>
+                <w:color w:val="1F3864"/>
+                <w:sz w:val="20"/>
+              </w:rPr>
+              <w:t>시제</w:t>
+            </w:r>
+          </w:p>
+        </w:tc>
+        <w:tc>
+          <w:tcPr>
+            <w:tcW w:type="dxa" w:w="8138"/>
+            <w:tcBorders>
+              <w:top w:val="single" w:color="BFBFBF" w:sz="4"/>
+              <w:left w:val="single" w:color="BFBFBF" w:sz="4"/>
+              <w:bottom w:val="single" w:color="BFBFBF" w:sz="4"/>
+              <w:right w:val="single" w:color="BFBFBF" w:sz="4"/>
+            </w:tcBorders>
+          </w:tcPr>
+          <w:p>
+            <w:pPr>
+              <w:spacing w:after="40"/>
+            </w:pPr>
+            <w:r>
+              <w:rPr>
+                <w:rFonts w:ascii="Malgun Gothic" w:hAnsi="Malgun Gothic" w:cs="Malgun Gothic" w:eastAsia="Malgun Gothic"/>
+                <w:b w:val="0"/>
+                <w:i w:val="0"/>
+                <w:sz w:val="20"/>
+              </w:rPr>
+              <w:t>bin, schicke는 현재형입니다.</w:t>
+            </w:r>
+          </w:p>
+        </w:tc>
+      </w:tr>
+    </w:tbl>
+    <w:p>
+      <w:pPr>
+        <w:spacing w:after="0"/>
+      </w:pPr>
+    </w:p>
+    <w:p>
+      <w:pPr>
+        <w:keepNext/>
+        <w:spacing w:before="160"/>
+      </w:pPr>
+      <w:r>
+        <w:rPr>
+          <w:rFonts w:ascii="Arial" w:hAnsi="Arial" w:cs="Arial" w:eastAsia="Malgun Gothic"/>
+          <w:b/>
+          <w:i w:val="0"/>
+          <w:sz w:val="22"/>
+        </w:rPr>
+        <w:t>33. Herr Bauer: Bravo. Das war das erste Nein deines Lebens, das nicht wehgetan hat. Kleine Schritte, junger Freund. Auch Richter fangen mit einem Nein an.</w:t>
+      </w:r>
+    </w:p>
+    <w:p>
+      <w:pPr>
+        <w:keepNext/>
+        <w:ind w:left="340"/>
+      </w:pPr>
+      <w:r>
+        <w:rPr>
+          <w:rFonts w:ascii="Malgun Gothic" w:hAnsi="Malgun Gothic" w:cs="Malgun Gothic" w:eastAsia="Malgun Gothic"/>
+          <w:b w:val="0"/>
+          <w:i/>
+          <w:color w:val="404040"/>
+          <w:sz w:val="20"/>
+        </w:rPr>
+        <w:t>잘했어. 평생 처음으로 아프지 않은 아니오였네. 작은 걸음이야, 젊은 친구. 판사도 아니오로 시작한다네.</w:t>
+      </w:r>
+    </w:p>
+    <w:tbl>
+      <w:tblPr>
+        <w:tblW w:type="auto" w:w="0"/>
+        <w:tblLayout w:type="fixed"/>
+        <w:tblLook w:firstColumn="1" w:firstRow="1" w:lastColumn="0" w:lastRow="0" w:noHBand="0" w:noVBand="1" w:val="04A0"/>
+      </w:tblPr>
+      <w:tblGrid>
+        <w:gridCol w:w="4819"/>
+        <w:gridCol w:w="4819"/>
+      </w:tblGrid>
+      <w:tr>
+        <w:tc>
+          <w:tcPr>
+            <w:tcW w:type="dxa" w:w="1500"/>
+            <w:tcBorders>
+              <w:top w:val="single" w:color="BFBFBF" w:sz="4"/>
+              <w:left w:val="single" w:color="BFBFBF" w:sz="4"/>
+              <w:bottom w:val="single" w:color="BFBFBF" w:sz="4"/>
+              <w:right w:val="single" w:color="BFBFBF" w:sz="4"/>
+            </w:tcBorders>
+            <w:shd w:fill="DEEAF6" w:color="auto" w:val="clear"/>
+          </w:tcPr>
+          <w:p>
+            <w:r>
+              <w:rPr>
+                <w:rFonts w:ascii="Malgun Gothic" w:hAnsi="Malgun Gothic" w:cs="Malgun Gothic" w:eastAsia="Malgun Gothic"/>
+                <w:b/>
+                <w:i w:val="0"/>
+                <w:color w:val="1F3864"/>
+                <w:sz w:val="20"/>
+              </w:rPr>
+              <w:t>주요 단어</w:t>
+            </w:r>
+          </w:p>
+        </w:tc>
+        <w:tc>
+          <w:tcPr>
+            <w:tcW w:type="dxa" w:w="8138"/>
+            <w:tcBorders>
+              <w:top w:val="single" w:color="BFBFBF" w:sz="4"/>
+              <w:left w:val="single" w:color="BFBFBF" w:sz="4"/>
+              <w:bottom w:val="single" w:color="BFBFBF" w:sz="4"/>
+              <w:right w:val="single" w:color="BFBFBF" w:sz="4"/>
+            </w:tcBorders>
+          </w:tcPr>
+          <w:p>
+            <w:pPr>
+              <w:spacing w:after="40"/>
+            </w:pPr>
+            <w:r>
+              <w:rPr>
+                <w:rFonts w:ascii="Arial" w:hAnsi="Arial" w:cs="Arial" w:eastAsia="Malgun Gothic"/>
+                <w:b/>
+                <w:i w:val="0"/>
+                <w:sz w:val="20"/>
+              </w:rPr>
+              <w:t>wehtun</w:t>
+            </w:r>
+            <w:r>
+              <w:rPr>
+                <w:rFonts w:ascii="Malgun Gothic" w:hAnsi="Malgun Gothic" w:cs="Malgun Gothic" w:eastAsia="Malgun Gothic"/>
+                <w:b w:val="0"/>
+                <w:i w:val="0"/>
+                <w:sz w:val="20"/>
+              </w:rPr>
+              <w:t xml:space="preserve">  —  아프게 하다</w:t>
+            </w:r>
+          </w:p>
+          <w:p>
+            <w:pPr>
+              <w:spacing w:after="40"/>
+            </w:pPr>
+            <w:r>
+              <w:rPr>
+                <w:rFonts w:ascii="Arial" w:hAnsi="Arial" w:cs="Arial" w:eastAsia="Malgun Gothic"/>
+                <w:b/>
+                <w:i w:val="0"/>
+                <w:sz w:val="20"/>
+              </w:rPr>
+              <w:t>der Schritt, -e</w:t>
+            </w:r>
+            <w:r>
+              <w:rPr>
+                <w:rFonts w:ascii="Malgun Gothic" w:hAnsi="Malgun Gothic" w:cs="Malgun Gothic" w:eastAsia="Malgun Gothic"/>
+                <w:b w:val="0"/>
+                <w:i w:val="0"/>
+                <w:sz w:val="20"/>
+              </w:rPr>
+              <w:t xml:space="preserve">  —  걸음</w:t>
+            </w:r>
+          </w:p>
+          <w:p>
+            <w:pPr>
+              <w:spacing w:after="40"/>
+            </w:pPr>
+            <w:r>
+              <w:rPr>
+                <w:rFonts w:ascii="Arial" w:hAnsi="Arial" w:cs="Arial" w:eastAsia="Malgun Gothic"/>
+                <w:b/>
+                <w:i w:val="0"/>
+                <w:sz w:val="20"/>
+              </w:rPr>
+              <w:t>anfangen mit</w:t>
+            </w:r>
+            <w:r>
+              <w:rPr>
+                <w:rFonts w:ascii="Malgun Gothic" w:hAnsi="Malgun Gothic" w:cs="Malgun Gothic" w:eastAsia="Malgun Gothic"/>
+                <w:b w:val="0"/>
+                <w:i w:val="0"/>
+                <w:sz w:val="20"/>
+              </w:rPr>
+              <w:t xml:space="preserve">  —  ~로 시작하다</w:t>
+            </w:r>
+          </w:p>
+        </w:tc>
+      </w:tr>
+      <w:tr>
+        <w:tc>
+          <w:tcPr>
+            <w:tcW w:type="dxa" w:w="1500"/>
+            <w:tcBorders>
+              <w:top w:val="single" w:color="BFBFBF" w:sz="4"/>
+              <w:left w:val="single" w:color="BFBFBF" w:sz="4"/>
+              <w:bottom w:val="single" w:color="BFBFBF" w:sz="4"/>
+              <w:right w:val="single" w:color="BFBFBF" w:sz="4"/>
+            </w:tcBorders>
+            <w:shd w:fill="DEEAF6" w:color="auto" w:val="clear"/>
+          </w:tcPr>
+          <w:p>
+            <w:r>
+              <w:rPr>
+                <w:rFonts w:ascii="Malgun Gothic" w:hAnsi="Malgun Gothic" w:cs="Malgun Gothic" w:eastAsia="Malgun Gothic"/>
+                <w:b/>
+                <w:i w:val="0"/>
+                <w:color w:val="1F3864"/>
+                <w:sz w:val="20"/>
+              </w:rPr>
+              <w:t>문법</w:t>
+            </w:r>
+          </w:p>
+        </w:tc>
+        <w:tc>
+          <w:tcPr>
+            <w:tcW w:type="dxa" w:w="8138"/>
+            <w:tcBorders>
+              <w:top w:val="single" w:color="BFBFBF" w:sz="4"/>
+              <w:left w:val="single" w:color="BFBFBF" w:sz="4"/>
+              <w:bottom w:val="single" w:color="BFBFBF" w:sz="4"/>
+              <w:right w:val="single" w:color="BFBFBF" w:sz="4"/>
+            </w:tcBorders>
+          </w:tcPr>
+          <w:p>
+            <w:pPr>
+              <w:spacing w:after="40"/>
+            </w:pPr>
+            <w:r>
+              <w:rPr>
+                <w:rFonts w:ascii="Malgun Gothic" w:hAnsi="Malgun Gothic" w:cs="Malgun Gothic" w:eastAsia="Malgun Gothic"/>
+                <w:b w:val="0"/>
+                <w:i w:val="0"/>
+                <w:sz w:val="20"/>
+              </w:rPr>
+              <w:t>das erste Nein deines Lebens, das nicht wehgetan hat에서 das는 관계대명사이며 hat이 끝에 옵니다. Auch Richter fangen mit einem Nein an에서 anfangen mit + 3격이 쓰입니다.</w:t>
+            </w:r>
+          </w:p>
+        </w:tc>
+      </w:tr>
+      <w:tr>
+        <w:tc>
+          <w:tcPr>
+            <w:tcW w:type="dxa" w:w="1500"/>
+            <w:tcBorders>
+              <w:top w:val="single" w:color="BFBFBF" w:sz="4"/>
+              <w:left w:val="single" w:color="BFBFBF" w:sz="4"/>
+              <w:bottom w:val="single" w:color="BFBFBF" w:sz="4"/>
+              <w:right w:val="single" w:color="BFBFBF" w:sz="4"/>
+            </w:tcBorders>
+            <w:shd w:fill="DEEAF6" w:color="auto" w:val="clear"/>
+          </w:tcPr>
+          <w:p>
+            <w:r>
+              <w:rPr>
+                <w:rFonts w:ascii="Malgun Gothic" w:hAnsi="Malgun Gothic" w:cs="Malgun Gothic" w:eastAsia="Malgun Gothic"/>
+                <w:b/>
+                <w:i w:val="0"/>
+                <w:color w:val="1F3864"/>
+                <w:sz w:val="20"/>
+              </w:rPr>
+              <w:t>표현</w:t>
+            </w:r>
+          </w:p>
+        </w:tc>
+        <w:tc>
+          <w:tcPr>
+            <w:tcW w:type="dxa" w:w="8138"/>
+            <w:tcBorders>
+              <w:top w:val="single" w:color="BFBFBF" w:sz="4"/>
+              <w:left w:val="single" w:color="BFBFBF" w:sz="4"/>
+              <w:bottom w:val="single" w:color="BFBFBF" w:sz="4"/>
+              <w:right w:val="single" w:color="BFBFBF" w:sz="4"/>
+            </w:tcBorders>
+          </w:tcPr>
+          <w:p>
+            <w:pPr>
+              <w:spacing w:after="40"/>
+            </w:pPr>
+            <w:r>
+              <w:rPr>
+                <w:rFonts w:ascii="Malgun Gothic" w:hAnsi="Malgun Gothic" w:cs="Malgun Gothic" w:eastAsia="Malgun Gothic"/>
+                <w:b w:val="0"/>
+                <w:i w:val="0"/>
+                <w:sz w:val="20"/>
+              </w:rPr>
+              <w:t>Kleine Schritte는 생략문입니다.</w:t>
+            </w:r>
+          </w:p>
+        </w:tc>
+      </w:tr>
+      <w:tr>
+        <w:tc>
+          <w:tcPr>
+            <w:tcW w:type="dxa" w:w="1500"/>
+            <w:tcBorders>
+              <w:top w:val="single" w:color="BFBFBF" w:sz="4"/>
+              <w:left w:val="single" w:color="BFBFBF" w:sz="4"/>
+              <w:bottom w:val="single" w:color="BFBFBF" w:sz="4"/>
+              <w:right w:val="single" w:color="BFBFBF" w:sz="4"/>
+            </w:tcBorders>
+            <w:shd w:fill="DEEAF6" w:color="auto" w:val="clear"/>
+          </w:tcPr>
+          <w:p>
+            <w:r>
+              <w:rPr>
+                <w:rFonts w:ascii="Malgun Gothic" w:hAnsi="Malgun Gothic" w:cs="Malgun Gothic" w:eastAsia="Malgun Gothic"/>
+                <w:b/>
+                <w:i w:val="0"/>
+                <w:color w:val="1F3864"/>
+                <w:sz w:val="20"/>
+              </w:rPr>
+              <w:t>시제</w:t>
+            </w:r>
+          </w:p>
+        </w:tc>
+        <w:tc>
+          <w:tcPr>
+            <w:tcW w:type="dxa" w:w="8138"/>
+            <w:tcBorders>
+              <w:top w:val="single" w:color="BFBFBF" w:sz="4"/>
+              <w:left w:val="single" w:color="BFBFBF" w:sz="4"/>
+              <w:bottom w:val="single" w:color="BFBFBF" w:sz="4"/>
+              <w:right w:val="single" w:color="BFBFBF" w:sz="4"/>
+            </w:tcBorders>
+          </w:tcPr>
+          <w:p>
+            <w:pPr>
+              <w:spacing w:after="40"/>
+            </w:pPr>
+            <w:r>
+              <w:rPr>
+                <w:rFonts w:ascii="Malgun Gothic" w:hAnsi="Malgun Gothic" w:cs="Malgun Gothic" w:eastAsia="Malgun Gothic"/>
+                <w:b w:val="0"/>
+                <w:i w:val="0"/>
+                <w:sz w:val="20"/>
+              </w:rPr>
+              <w:t>war는 과거형이고 wehgetan hat은 현재완료, fangen ... an은 현재형입니다.</w:t>
             </w:r>
           </w:p>
         </w:tc>
